--- a/Notes.docx
+++ b/Notes.docx
@@ -3,21 +3,3632 @@
 <w:document xmlns:wpc="http://schemas.microsoft.com/office/word/2010/wordprocessingCanvas" xmlns:cx="http://schemas.microsoft.com/office/drawing/2014/chartex" xmlns:cx1="http://schemas.microsoft.com/office/drawing/2015/9/8/chartex" xmlns:cx2="http://schemas.microsoft.com/office/drawing/2015/10/21/chartex" xmlns:cx3="http://schemas.microsoft.com/office/drawing/2016/5/9/chartex" xmlns:cx4="http://schemas.microsoft.com/office/drawing/2016/5/10/chartex" xmlns:cx5="http://schemas.microsoft.com/office/drawing/2016/5/11/chartex" xmlns:cx6="http://schemas.microsoft.com/office/drawing/2016/5/12/chartex" xmlns:cx7="http://schemas.microsoft.com/office/drawing/2016/5/13/chartex" xmlns:cx8="http://schemas.microsoft.com/office/drawing/2016/5/14/chartex" xmlns:mc="http://schemas.openxmlformats.org/markup-compatibility/2006" xmlns:aink="http://schemas.microsoft.com/office/drawing/2016/ink" xmlns:am3d="http://schemas.microsoft.com/office/drawing/2017/model3d" xmlns:o="urn:schemas-microsoft-com:office:office" xmlns:oel="http://schemas.microsoft.com/office/2019/extlst" xmlns:r="http://schemas.openxmlformats.org/officeDocument/2006/relationships" xmlns:m="http://schemas.openxmlformats.org/officeDocument/2006/math" xmlns:v="urn:schemas-microsoft-com:vml" xmlns:wp14="http://schemas.microsoft.com/office/word/2010/wordprocessingDrawing" xmlns:wp="http://schemas.openxmlformats.org/drawingml/2006/wordprocessingDrawing" xmlns:w10="urn:schemas-microsoft-com:office:word" xmlns:w="http://schemas.openxmlformats.org/wordprocessingml/2006/main" xmlns:w14="http://schemas.microsoft.com/office/word/2010/wordml" xmlns:w15="http://schemas.microsoft.com/office/word/2012/wordml" xmlns:w16cex="http://schemas.microsoft.com/office/word/2018/wordml/cex" xmlns:w16cid="http://schemas.microsoft.com/office/word/2016/wordml/cid" xmlns:w16="http://schemas.microsoft.com/office/word/2018/wordml" xmlns:w16du="http://schemas.microsoft.com/office/word/2023/wordml/word16du" xmlns:w16sdtdh="http://schemas.microsoft.com/office/word/2020/wordml/sdtdatahash" xmlns:w16sdtfl="http://schemas.microsoft.com/office/word/2024/wordml/sdtformatlock" xmlns:w16se="http://schemas.microsoft.com/office/word/2015/wordml/symex" xmlns:wpg="http://schemas.microsoft.com/office/word/2010/wordprocessingGroup" xmlns:wpi="http://schemas.microsoft.com/office/word/2010/wordprocessingInk" xmlns:wne="http://schemas.microsoft.com/office/word/2006/wordml" xmlns:wps="http://schemas.microsoft.com/office/word/2010/wordprocessingShape" mc:Ignorable="w14 w15 w16se w16cid w16 w16cex w16sdtdh w16sdtfl w16du wp14">
   <w:body>
     <w:p>
-      <w:pPr>
+      <w:proofErr w:type="spellStart"/>
+      <w:r>
+        <w:t>NestJS</w:t>
+      </w:r>
+      <w:proofErr w:type="spellEnd"/>
+      <w:r>
+        <w:t xml:space="preserve"> suit une architecture </w:t>
+      </w:r>
+      <w:r>
         <w:rPr>
           <w:b/>
           <w:bCs/>
         </w:rPr>
-      </w:pPr>
-      <w:r>
-        <w:t xml:space="preserve">1 - </w:t>
-      </w:r>
-      <w:r>
+        <w:t>modulaire et hiérarchique</w:t>
+      </w:r>
+      <w:r>
+        <w:t>. Voici le flux :</w:t>
+      </w:r>
+    </w:p>
+    <w:p>
+      <w:pPr>
         <w:rPr>
           <w:b/>
           <w:bCs/>
         </w:rPr>
-        <w:t>Separate Schema</w:t>
+      </w:pPr>
+      <w:r>
+        <w:rPr>
+          <w:b/>
+          <w:bCs/>
+        </w:rPr>
+        <w:t>1. </w:t>
+      </w:r>
+      <w:proofErr w:type="spellStart"/>
+      <w:r>
+        <w:rPr>
+          <w:b/>
+          <w:bCs/>
+        </w:rPr>
+        <w:t>main.ts</w:t>
+      </w:r>
+      <w:proofErr w:type="spellEnd"/>
+      <w:r>
+        <w:rPr>
+          <w:b/>
+          <w:bCs/>
+        </w:rPr>
+        <w:t> — Point d'Entrée de l'Appli</w:t>
+      </w:r>
+    </w:p>
+    <w:p>
+      <w:r>
+        <w:t>// apps/</w:t>
+      </w:r>
+      <w:proofErr w:type="spellStart"/>
+      <w:r>
+        <w:t>hr-core</w:t>
+      </w:r>
+      <w:proofErr w:type="spellEnd"/>
+      <w:r>
+        <w:t>/src/</w:t>
+      </w:r>
+      <w:proofErr w:type="spellStart"/>
+      <w:r>
+        <w:t>main.ts</w:t>
+      </w:r>
+      <w:proofErr w:type="spellEnd"/>
+      <w:r>
+        <w:t xml:space="preserve"> (imagine ce code)</w:t>
+      </w:r>
+    </w:p>
+    <w:p>
+      <w:proofErr w:type="spellStart"/>
+      <w:proofErr w:type="gramStart"/>
+      <w:r>
+        <w:t>async</w:t>
+      </w:r>
+      <w:proofErr w:type="spellEnd"/>
+      <w:proofErr w:type="gramEnd"/>
+      <w:r>
+        <w:t xml:space="preserve"> </w:t>
+      </w:r>
+      <w:proofErr w:type="spellStart"/>
+      <w:r>
+        <w:t>function</w:t>
+      </w:r>
+      <w:proofErr w:type="spellEnd"/>
+      <w:r>
+        <w:t xml:space="preserve"> </w:t>
+      </w:r>
+      <w:proofErr w:type="spellStart"/>
+      <w:proofErr w:type="gramStart"/>
+      <w:r>
+        <w:t>bootstrap</w:t>
+      </w:r>
+      <w:proofErr w:type="spellEnd"/>
+      <w:r>
+        <w:t>(</w:t>
+      </w:r>
+      <w:proofErr w:type="gramEnd"/>
+      <w:r>
+        <w:t>) {</w:t>
+      </w:r>
+    </w:p>
+    <w:p>
+      <w:r>
+        <w:t xml:space="preserve">  </w:t>
+      </w:r>
+      <w:proofErr w:type="spellStart"/>
+      <w:proofErr w:type="gramStart"/>
+      <w:r>
+        <w:t>const</w:t>
+      </w:r>
+      <w:proofErr w:type="spellEnd"/>
+      <w:proofErr w:type="gramEnd"/>
+      <w:r>
+        <w:t xml:space="preserve"> app = </w:t>
+      </w:r>
+      <w:proofErr w:type="spellStart"/>
+      <w:r>
+        <w:t>await</w:t>
+      </w:r>
+      <w:proofErr w:type="spellEnd"/>
+      <w:r>
+        <w:t xml:space="preserve"> </w:t>
+      </w:r>
+      <w:proofErr w:type="spellStart"/>
+      <w:r>
+        <w:t>NestFactory.create</w:t>
+      </w:r>
+      <w:proofErr w:type="spellEnd"/>
+      <w:r>
+        <w:t>(</w:t>
+      </w:r>
+      <w:proofErr w:type="spellStart"/>
+      <w:r>
+        <w:t>AppModule</w:t>
+      </w:r>
+      <w:proofErr w:type="spellEnd"/>
+      <w:proofErr w:type="gramStart"/>
+      <w:r>
+        <w:t>);  /</w:t>
+      </w:r>
+      <w:proofErr w:type="gramEnd"/>
+      <w:r>
+        <w:t xml:space="preserve">/ Crée l'app avec </w:t>
+      </w:r>
+      <w:proofErr w:type="spellStart"/>
+      <w:r>
+        <w:t>AppModule</w:t>
+      </w:r>
+      <w:proofErr w:type="spellEnd"/>
+    </w:p>
+    <w:p>
+      <w:r>
+        <w:t xml:space="preserve">  </w:t>
+      </w:r>
+      <w:proofErr w:type="spellStart"/>
+      <w:proofErr w:type="gramStart"/>
+      <w:r>
+        <w:t>await</w:t>
+      </w:r>
+      <w:proofErr w:type="spellEnd"/>
+      <w:proofErr w:type="gramEnd"/>
+      <w:r>
+        <w:t xml:space="preserve"> </w:t>
+      </w:r>
+      <w:proofErr w:type="spellStart"/>
+      <w:proofErr w:type="gramStart"/>
+      <w:r>
+        <w:t>app.listen</w:t>
+      </w:r>
+      <w:proofErr w:type="spellEnd"/>
+      <w:proofErr w:type="gramEnd"/>
+      <w:r>
+        <w:t>(3001</w:t>
+      </w:r>
+      <w:proofErr w:type="gramStart"/>
+      <w:r>
+        <w:t xml:space="preserve">);   </w:t>
+      </w:r>
+      <w:proofErr w:type="gramEnd"/>
+      <w:r>
+        <w:t xml:space="preserve">                         // Lance le serveur sur le port 3001</w:t>
+      </w:r>
+    </w:p>
+    <w:p>
+      <w:r>
+        <w:t>}</w:t>
+      </w:r>
+    </w:p>
+    <w:p/>
+    <w:p>
+      <w:proofErr w:type="spellStart"/>
+      <w:proofErr w:type="gramStart"/>
+      <w:r>
+        <w:t>bootstrap</w:t>
+      </w:r>
+      <w:proofErr w:type="spellEnd"/>
+      <w:r>
+        <w:t>();</w:t>
+      </w:r>
+      <w:proofErr w:type="gramEnd"/>
+    </w:p>
+    <w:p>
+      <w:pPr>
+        <w:rPr>
+          <w:b/>
+          <w:bCs/>
+        </w:rPr>
+      </w:pPr>
+      <w:r>
+        <w:rPr>
+          <w:b/>
+          <w:bCs/>
+        </w:rPr>
+        <w:t>2. </w:t>
+      </w:r>
+      <w:proofErr w:type="spellStart"/>
+      <w:proofErr w:type="gramStart"/>
+      <w:r>
+        <w:rPr>
+          <w:b/>
+          <w:bCs/>
+        </w:rPr>
+        <w:t>app.module</w:t>
+      </w:r>
+      <w:proofErr w:type="gramEnd"/>
+      <w:r>
+        <w:rPr>
+          <w:b/>
+          <w:bCs/>
+        </w:rPr>
+        <w:t>.ts</w:t>
+      </w:r>
+      <w:proofErr w:type="spellEnd"/>
+      <w:r>
+        <w:rPr>
+          <w:b/>
+          <w:bCs/>
+        </w:rPr>
+        <w:t> — Le Module Racine</w:t>
+      </w:r>
+    </w:p>
+    <w:p>
+      <w:r>
+        <w:t>@</w:t>
+      </w:r>
+      <w:proofErr w:type="gramStart"/>
+      <w:r>
+        <w:t>Module(</w:t>
+      </w:r>
+      <w:proofErr w:type="gramEnd"/>
+      <w:r>
+        <w:t>{</w:t>
+      </w:r>
+    </w:p>
+    <w:p>
+      <w:r>
+        <w:t xml:space="preserve">  </w:t>
+      </w:r>
+      <w:proofErr w:type="gramStart"/>
+      <w:r>
+        <w:t>imports:</w:t>
+      </w:r>
+      <w:proofErr w:type="gramEnd"/>
+      <w:r>
+        <w:t xml:space="preserve"> [</w:t>
+      </w:r>
+    </w:p>
+    <w:p>
+      <w:r>
+        <w:t xml:space="preserve">    </w:t>
+      </w:r>
+      <w:proofErr w:type="spellStart"/>
+      <w:proofErr w:type="gramStart"/>
+      <w:r>
+        <w:t>ConfigModule</w:t>
+      </w:r>
+      <w:proofErr w:type="spellEnd"/>
+      <w:r>
+        <w:t xml:space="preserve">,   </w:t>
+      </w:r>
+      <w:proofErr w:type="gramEnd"/>
+      <w:r>
+        <w:t xml:space="preserve">        // ← Charge les variables d'</w:t>
+      </w:r>
+      <w:proofErr w:type="spellStart"/>
+      <w:r>
+        <w:t>env</w:t>
+      </w:r>
+      <w:proofErr w:type="spellEnd"/>
+      <w:r>
+        <w:t xml:space="preserve"> (.</w:t>
+      </w:r>
+      <w:proofErr w:type="spellStart"/>
+      <w:r>
+        <w:t>env</w:t>
+      </w:r>
+      <w:proofErr w:type="spellEnd"/>
+      <w:r>
+        <w:t>)</w:t>
+      </w:r>
+    </w:p>
+    <w:p>
+      <w:pPr>
+        <w:rPr>
+          <w:lang w:val="en-US"/>
+        </w:rPr>
+      </w:pPr>
+      <w:r>
+        <w:t xml:space="preserve">    </w:t>
+      </w:r>
+      <w:proofErr w:type="spellStart"/>
+      <w:proofErr w:type="gramStart"/>
+      <w:r>
+        <w:rPr>
+          <w:lang w:val="en-US"/>
+        </w:rPr>
+        <w:t>ThrottlerModule</w:t>
+      </w:r>
+      <w:proofErr w:type="spellEnd"/>
+      <w:r>
+        <w:rPr>
+          <w:lang w:val="en-US"/>
+        </w:rPr>
+        <w:t xml:space="preserve">,   </w:t>
+      </w:r>
+      <w:proofErr w:type="gramEnd"/>
+      <w:r>
+        <w:rPr>
+          <w:lang w:val="en-US"/>
+        </w:rPr>
+        <w:t xml:space="preserve">     // ← Rate limiting (max 100 req/min)</w:t>
+      </w:r>
+    </w:p>
+    <w:p>
+      <w:r>
+        <w:rPr>
+          <w:lang w:val="en-US"/>
+        </w:rPr>
+        <w:t xml:space="preserve">    </w:t>
+      </w:r>
+      <w:proofErr w:type="spellStart"/>
+      <w:proofErr w:type="gramStart"/>
+      <w:r>
+        <w:t>PrismaModule</w:t>
+      </w:r>
+      <w:proofErr w:type="spellEnd"/>
+      <w:r>
+        <w:t xml:space="preserve">,   </w:t>
+      </w:r>
+      <w:proofErr w:type="gramEnd"/>
+      <w:r>
+        <w:t xml:space="preserve">        // ← Connexion à la DB</w:t>
+      </w:r>
+    </w:p>
+    <w:p>
+      <w:r>
+        <w:t xml:space="preserve">    </w:t>
+      </w:r>
+      <w:proofErr w:type="spellStart"/>
+      <w:proofErr w:type="gramStart"/>
+      <w:r>
+        <w:t>OrganizationModule</w:t>
+      </w:r>
+      <w:proofErr w:type="spellEnd"/>
+      <w:r>
+        <w:t xml:space="preserve">,   </w:t>
+      </w:r>
+      <w:proofErr w:type="gramEnd"/>
+      <w:r>
+        <w:t xml:space="preserve">  // ← Domaine : </w:t>
+      </w:r>
+      <w:proofErr w:type="spellStart"/>
+      <w:r>
+        <w:t>org</w:t>
+      </w:r>
+      <w:proofErr w:type="spellEnd"/>
+      <w:r>
+        <w:t xml:space="preserve"> structure (Dept, Team, Position)</w:t>
+      </w:r>
+    </w:p>
+    <w:p>
+      <w:pPr>
+        <w:rPr>
+          <w:lang w:val="en-US"/>
+        </w:rPr>
+      </w:pPr>
+      <w:r>
+        <w:t xml:space="preserve">    </w:t>
+      </w:r>
+      <w:proofErr w:type="spellStart"/>
+      <w:proofErr w:type="gramStart"/>
+      <w:r>
+        <w:rPr>
+          <w:lang w:val="en-US"/>
+        </w:rPr>
+        <w:t>EmployeesModule</w:t>
+      </w:r>
+      <w:proofErr w:type="spellEnd"/>
+      <w:r>
+        <w:rPr>
+          <w:lang w:val="en-US"/>
+        </w:rPr>
+        <w:t xml:space="preserve">,   </w:t>
+      </w:r>
+      <w:proofErr w:type="gramEnd"/>
+      <w:r>
+        <w:rPr>
+          <w:lang w:val="en-US"/>
+        </w:rPr>
+        <w:t xml:space="preserve">     // ← </w:t>
+      </w:r>
+      <w:proofErr w:type="gramStart"/>
+      <w:r>
+        <w:rPr>
+          <w:lang w:val="en-US"/>
+        </w:rPr>
+        <w:t>Domaine :</w:t>
+      </w:r>
+      <w:proofErr w:type="gramEnd"/>
+      <w:r>
+        <w:rPr>
+          <w:lang w:val="en-US"/>
+        </w:rPr>
+        <w:t xml:space="preserve"> Employee data</w:t>
+      </w:r>
+    </w:p>
+    <w:p>
+      <w:pPr>
+        <w:rPr>
+          <w:lang w:val="en-US"/>
+        </w:rPr>
+      </w:pPr>
+      <w:r>
+        <w:rPr>
+          <w:lang w:val="en-US"/>
+        </w:rPr>
+        <w:t xml:space="preserve">    </w:t>
+      </w:r>
+      <w:proofErr w:type="spellStart"/>
+      <w:proofErr w:type="gramStart"/>
+      <w:r>
+        <w:rPr>
+          <w:lang w:val="en-US"/>
+        </w:rPr>
+        <w:t>SkillsModule</w:t>
+      </w:r>
+      <w:proofErr w:type="spellEnd"/>
+      <w:r>
+        <w:rPr>
+          <w:lang w:val="en-US"/>
+        </w:rPr>
+        <w:t xml:space="preserve">,   </w:t>
+      </w:r>
+      <w:proofErr w:type="gramEnd"/>
+      <w:r>
+        <w:rPr>
+          <w:lang w:val="en-US"/>
+        </w:rPr>
+        <w:t xml:space="preserve">        // ← </w:t>
+      </w:r>
+      <w:proofErr w:type="gramStart"/>
+      <w:r>
+        <w:rPr>
+          <w:lang w:val="en-US"/>
+        </w:rPr>
+        <w:t>Domaine :</w:t>
+      </w:r>
+      <w:proofErr w:type="gramEnd"/>
+      <w:r>
+        <w:rPr>
+          <w:lang w:val="en-US"/>
+        </w:rPr>
+        <w:t xml:space="preserve"> Skills catalog &amp; attribution</w:t>
+      </w:r>
+    </w:p>
+    <w:p>
+      <w:r>
+        <w:rPr>
+          <w:lang w:val="en-US"/>
+        </w:rPr>
+        <w:t xml:space="preserve">  </w:t>
+      </w:r>
+      <w:r>
+        <w:t>],</w:t>
+      </w:r>
+    </w:p>
+    <w:p>
+      <w:r>
+        <w:t xml:space="preserve">  </w:t>
+      </w:r>
+      <w:proofErr w:type="spellStart"/>
+      <w:proofErr w:type="gramStart"/>
+      <w:r>
+        <w:t>controllers</w:t>
+      </w:r>
+      <w:proofErr w:type="spellEnd"/>
+      <w:r>
+        <w:t>:</w:t>
+      </w:r>
+      <w:proofErr w:type="gramEnd"/>
+      <w:r>
+        <w:t xml:space="preserve"> [</w:t>
+      </w:r>
+      <w:proofErr w:type="spellStart"/>
+      <w:r>
+        <w:t>AppController</w:t>
+      </w:r>
+      <w:proofErr w:type="spellEnd"/>
+      <w:proofErr w:type="gramStart"/>
+      <w:r>
+        <w:t>],  /</w:t>
+      </w:r>
+      <w:proofErr w:type="gramEnd"/>
+      <w:r>
+        <w:t>/ ← Contrôleurs au niveau root</w:t>
+      </w:r>
+    </w:p>
+    <w:p>
+      <w:pPr>
+        <w:rPr>
+          <w:lang w:val="en-US"/>
+        </w:rPr>
+      </w:pPr>
+      <w:r>
+        <w:t xml:space="preserve">  </w:t>
+      </w:r>
+      <w:r>
+        <w:rPr>
+          <w:lang w:val="en-US"/>
+        </w:rPr>
+        <w:t>providers: [</w:t>
+      </w:r>
+      <w:proofErr w:type="spellStart"/>
+      <w:r>
+        <w:rPr>
+          <w:lang w:val="en-US"/>
+        </w:rPr>
+        <w:t>AppService</w:t>
+      </w:r>
+      <w:proofErr w:type="spellEnd"/>
+      <w:r>
+        <w:rPr>
+          <w:lang w:val="en-US"/>
+        </w:rPr>
+        <w:t xml:space="preserve">, </w:t>
+      </w:r>
+      <w:proofErr w:type="spellStart"/>
+      <w:r>
+        <w:rPr>
+          <w:lang w:val="en-US"/>
+        </w:rPr>
+        <w:t>ThrottlerGuard</w:t>
+      </w:r>
+      <w:proofErr w:type="spellEnd"/>
+      <w:r>
+        <w:rPr>
+          <w:lang w:val="en-US"/>
+        </w:rPr>
+        <w:t>],</w:t>
+      </w:r>
+    </w:p>
+    <w:p>
+      <w:pPr>
+        <w:rPr>
+          <w:lang w:val="en-US"/>
+        </w:rPr>
+      </w:pPr>
+      <w:r>
+        <w:rPr>
+          <w:lang w:val="en-US"/>
+        </w:rPr>
+        <w:t>})</w:t>
+      </w:r>
+    </w:p>
+    <w:p>
+      <w:pPr>
+        <w:rPr>
+          <w:lang w:val="en-US"/>
+        </w:rPr>
+      </w:pPr>
+      <w:proofErr w:type="gramStart"/>
+      <w:r>
+        <w:rPr>
+          <w:lang w:val="en-US"/>
+        </w:rPr>
+        <w:t>export</w:t>
+      </w:r>
+      <w:proofErr w:type="gramEnd"/>
+      <w:r>
+        <w:rPr>
+          <w:lang w:val="en-US"/>
+        </w:rPr>
+        <w:t xml:space="preserve"> class </w:t>
+      </w:r>
+      <w:proofErr w:type="spellStart"/>
+      <w:r>
+        <w:rPr>
+          <w:lang w:val="en-US"/>
+        </w:rPr>
+        <w:t>AppModule</w:t>
+      </w:r>
+      <w:proofErr w:type="spellEnd"/>
+      <w:r>
+        <w:rPr>
+          <w:lang w:val="en-US"/>
+        </w:rPr>
+        <w:t xml:space="preserve"> implements </w:t>
+      </w:r>
+      <w:proofErr w:type="spellStart"/>
+      <w:r>
+        <w:rPr>
+          <w:lang w:val="en-US"/>
+        </w:rPr>
+        <w:t>NestModule</w:t>
+      </w:r>
+      <w:proofErr w:type="spellEnd"/>
+      <w:r>
+        <w:rPr>
+          <w:lang w:val="en-US"/>
+        </w:rPr>
+        <w:t xml:space="preserve"> {</w:t>
+      </w:r>
+    </w:p>
+    <w:p>
+      <w:pPr>
+        <w:rPr>
+          <w:lang w:val="en-US"/>
+        </w:rPr>
+      </w:pPr>
+      <w:r>
+        <w:rPr>
+          <w:lang w:val="en-US"/>
+        </w:rPr>
+        <w:t xml:space="preserve">  </w:t>
+      </w:r>
+      <w:proofErr w:type="gramStart"/>
+      <w:r>
+        <w:rPr>
+          <w:lang w:val="en-US"/>
+        </w:rPr>
+        <w:t>configure(</w:t>
+      </w:r>
+      <w:proofErr w:type="gramEnd"/>
+      <w:r>
+        <w:rPr>
+          <w:lang w:val="en-US"/>
+        </w:rPr>
+        <w:t xml:space="preserve">consumer: </w:t>
+      </w:r>
+      <w:proofErr w:type="spellStart"/>
+      <w:r>
+        <w:rPr>
+          <w:lang w:val="en-US"/>
+        </w:rPr>
+        <w:t>MiddlewareConsumer</w:t>
+      </w:r>
+      <w:proofErr w:type="spellEnd"/>
+      <w:r>
+        <w:rPr>
+          <w:lang w:val="en-US"/>
+        </w:rPr>
+        <w:t>): void {</w:t>
+      </w:r>
+    </w:p>
+    <w:p>
+      <w:pPr>
+        <w:rPr>
+          <w:lang w:val="en-US"/>
+        </w:rPr>
+      </w:pPr>
+      <w:r>
+        <w:rPr>
+          <w:lang w:val="en-US"/>
+        </w:rPr>
+        <w:t xml:space="preserve">    // </w:t>
+      </w:r>
+      <w:proofErr w:type="spellStart"/>
+      <w:r>
+        <w:rPr>
+          <w:lang w:val="en-US"/>
+        </w:rPr>
+        <w:t>Ajoute</w:t>
+      </w:r>
+      <w:proofErr w:type="spellEnd"/>
+      <w:r>
+        <w:rPr>
+          <w:lang w:val="en-US"/>
+        </w:rPr>
+        <w:t xml:space="preserve"> un middleware </w:t>
+      </w:r>
+      <w:proofErr w:type="spellStart"/>
+      <w:proofErr w:type="gramStart"/>
+      <w:r>
+        <w:rPr>
+          <w:lang w:val="en-US"/>
+        </w:rPr>
+        <w:t>globalement</w:t>
+      </w:r>
+      <w:proofErr w:type="spellEnd"/>
+      <w:r>
+        <w:rPr>
+          <w:lang w:val="en-US"/>
+        </w:rPr>
+        <w:t xml:space="preserve"> :</w:t>
+      </w:r>
+      <w:proofErr w:type="gramEnd"/>
+      <w:r>
+        <w:rPr>
+          <w:lang w:val="en-US"/>
+        </w:rPr>
+        <w:t xml:space="preserve"> </w:t>
+      </w:r>
+      <w:proofErr w:type="spellStart"/>
+      <w:r>
+        <w:rPr>
+          <w:lang w:val="en-US"/>
+        </w:rPr>
+        <w:t>correlationId</w:t>
+      </w:r>
+      <w:proofErr w:type="spellEnd"/>
+      <w:r>
+        <w:rPr>
+          <w:lang w:val="en-US"/>
+        </w:rPr>
+        <w:t xml:space="preserve"> (tracing)</w:t>
+      </w:r>
+    </w:p>
+    <w:p>
+      <w:pPr>
+        <w:rPr>
+          <w:lang w:val="en-US"/>
+        </w:rPr>
+      </w:pPr>
+      <w:r>
+        <w:rPr>
+          <w:lang w:val="en-US"/>
+        </w:rPr>
+        <w:t xml:space="preserve">    </w:t>
+      </w:r>
+      <w:proofErr w:type="spellStart"/>
+      <w:proofErr w:type="gramStart"/>
+      <w:r>
+        <w:rPr>
+          <w:lang w:val="en-US"/>
+        </w:rPr>
+        <w:t>consumer.apply</w:t>
+      </w:r>
+      <w:proofErr w:type="spellEnd"/>
+      <w:proofErr w:type="gramEnd"/>
+      <w:r>
+        <w:rPr>
+          <w:lang w:val="en-US"/>
+        </w:rPr>
+        <w:t>(</w:t>
+      </w:r>
+      <w:proofErr w:type="spellStart"/>
+      <w:r>
+        <w:rPr>
+          <w:lang w:val="en-US"/>
+        </w:rPr>
+        <w:t>CorrelationIdMiddleware</w:t>
+      </w:r>
+      <w:proofErr w:type="spellEnd"/>
+      <w:proofErr w:type="gramStart"/>
+      <w:r>
+        <w:rPr>
+          <w:lang w:val="en-US"/>
+        </w:rPr>
+        <w:t>).</w:t>
+      </w:r>
+      <w:proofErr w:type="spellStart"/>
+      <w:r>
+        <w:rPr>
+          <w:lang w:val="en-US"/>
+        </w:rPr>
+        <w:t>forRoutes</w:t>
+      </w:r>
+      <w:proofErr w:type="spellEnd"/>
+      <w:proofErr w:type="gramEnd"/>
+      <w:r>
+        <w:rPr>
+          <w:lang w:val="en-US"/>
+        </w:rPr>
+        <w:t>('*'</w:t>
+      </w:r>
+      <w:proofErr w:type="gramStart"/>
+      <w:r>
+        <w:rPr>
+          <w:lang w:val="en-US"/>
+        </w:rPr>
+        <w:t>);</w:t>
+      </w:r>
+      <w:proofErr w:type="gramEnd"/>
+    </w:p>
+    <w:p>
+      <w:r>
+        <w:rPr>
+          <w:lang w:val="en-US"/>
+        </w:rPr>
+        <w:t xml:space="preserve">  </w:t>
+      </w:r>
+      <w:r>
+        <w:t>}</w:t>
+      </w:r>
+    </w:p>
+    <w:p>
+      <w:r>
+        <w:t>}</w:t>
+      </w:r>
+    </w:p>
+    <w:p>
+      <w:pPr>
+        <w:rPr>
+          <w:b/>
+          <w:bCs/>
+        </w:rPr>
+      </w:pPr>
+      <w:r>
+        <w:rPr>
+          <w:b/>
+          <w:bCs/>
+        </w:rPr>
+        <w:t>Structure visuelle :</w:t>
+      </w:r>
+    </w:p>
+    <w:p>
+      <w:proofErr w:type="spellStart"/>
+      <w:r>
+        <w:t>AppModule</w:t>
+      </w:r>
+      <w:proofErr w:type="spellEnd"/>
+      <w:r>
+        <w:t xml:space="preserve"> (root)</w:t>
+      </w:r>
+    </w:p>
+    <w:p>
+      <w:r>
+        <w:rPr>
+          <w:rFonts w:ascii="MS Gothic" w:eastAsia="MS Gothic" w:hAnsi="MS Gothic" w:cs="MS Gothic" w:hint="eastAsia"/>
+        </w:rPr>
+        <w:t>├</w:t>
+      </w:r>
+      <w:r>
+        <w:rPr>
+          <w:rFonts w:ascii="Aptos" w:hAnsi="Aptos" w:cs="Aptos"/>
+        </w:rPr>
+        <w:t>──</w:t>
+      </w:r>
+      <w:r>
+        <w:t xml:space="preserve"> </w:t>
+      </w:r>
+      <w:proofErr w:type="spellStart"/>
+      <w:r>
+        <w:t>ConfigModule</w:t>
+      </w:r>
+      <w:proofErr w:type="spellEnd"/>
+    </w:p>
+    <w:p>
+      <w:r>
+        <w:rPr>
+          <w:rFonts w:ascii="MS Gothic" w:eastAsia="MS Gothic" w:hAnsi="MS Gothic" w:cs="MS Gothic" w:hint="eastAsia"/>
+        </w:rPr>
+        <w:lastRenderedPageBreak/>
+        <w:t>├</w:t>
+      </w:r>
+      <w:r>
+        <w:rPr>
+          <w:rFonts w:ascii="Aptos" w:hAnsi="Aptos" w:cs="Aptos"/>
+        </w:rPr>
+        <w:t>──</w:t>
+      </w:r>
+      <w:r>
+        <w:t xml:space="preserve"> </w:t>
+      </w:r>
+      <w:proofErr w:type="spellStart"/>
+      <w:r>
+        <w:t>ThrottlerModule</w:t>
+      </w:r>
+      <w:proofErr w:type="spellEnd"/>
+    </w:p>
+    <w:p>
+      <w:r>
+        <w:rPr>
+          <w:rFonts w:ascii="MS Gothic" w:eastAsia="MS Gothic" w:hAnsi="MS Gothic" w:cs="MS Gothic" w:hint="eastAsia"/>
+        </w:rPr>
+        <w:t>├</w:t>
+      </w:r>
+      <w:r>
+        <w:rPr>
+          <w:rFonts w:ascii="Aptos" w:hAnsi="Aptos" w:cs="Aptos"/>
+        </w:rPr>
+        <w:t>──</w:t>
+      </w:r>
+      <w:r>
+        <w:t xml:space="preserve"> </w:t>
+      </w:r>
+      <w:proofErr w:type="spellStart"/>
+      <w:r>
+        <w:t>PrismaModule</w:t>
+      </w:r>
+      <w:proofErr w:type="spellEnd"/>
+      <w:r>
+        <w:t xml:space="preserve"> (partag</w:t>
+      </w:r>
+      <w:r>
+        <w:rPr>
+          <w:rFonts w:ascii="Aptos" w:hAnsi="Aptos" w:cs="Aptos"/>
+        </w:rPr>
+        <w:t>é</w:t>
+      </w:r>
+      <w:r>
+        <w:t>)</w:t>
+      </w:r>
+    </w:p>
+    <w:p>
+      <w:pPr>
+        <w:rPr>
+          <w:lang w:val="en-US"/>
+        </w:rPr>
+      </w:pPr>
+      <w:r>
+        <w:rPr>
+          <w:rFonts w:ascii="MS Gothic" w:eastAsia="MS Gothic" w:hAnsi="MS Gothic" w:cs="MS Gothic" w:hint="eastAsia"/>
+          <w:lang w:val="en-US"/>
+        </w:rPr>
+        <w:t>├</w:t>
+      </w:r>
+      <w:r>
+        <w:rPr>
+          <w:rFonts w:ascii="Aptos" w:hAnsi="Aptos" w:cs="Aptos"/>
+          <w:lang w:val="en-US"/>
+        </w:rPr>
+        <w:t>──</w:t>
+      </w:r>
+      <w:r>
+        <w:rPr>
+          <w:lang w:val="en-US"/>
+        </w:rPr>
+        <w:t xml:space="preserve"> </w:t>
+      </w:r>
+      <w:proofErr w:type="spellStart"/>
+      <w:r>
+        <w:rPr>
+          <w:lang w:val="en-US"/>
+        </w:rPr>
+        <w:t>OrganizationModule</w:t>
+      </w:r>
+      <w:proofErr w:type="spellEnd"/>
+    </w:p>
+    <w:p>
+      <w:pPr>
+        <w:rPr>
+          <w:lang w:val="en-US"/>
+        </w:rPr>
+      </w:pPr>
+      <w:r>
+        <w:rPr>
+          <w:lang w:val="en-US"/>
+        </w:rPr>
+        <w:t xml:space="preserve">│   </w:t>
+      </w:r>
+      <w:r>
+        <w:rPr>
+          <w:rFonts w:ascii="MS Gothic" w:eastAsia="MS Gothic" w:hAnsi="MS Gothic" w:cs="MS Gothic" w:hint="eastAsia"/>
+          <w:lang w:val="en-US"/>
+        </w:rPr>
+        <w:t>├</w:t>
+      </w:r>
+      <w:r>
+        <w:rPr>
+          <w:rFonts w:ascii="Aptos" w:hAnsi="Aptos" w:cs="Aptos"/>
+          <w:lang w:val="en-US"/>
+        </w:rPr>
+        <w:t>──</w:t>
+      </w:r>
+      <w:r>
+        <w:rPr>
+          <w:lang w:val="en-US"/>
+        </w:rPr>
+        <w:t xml:space="preserve"> </w:t>
+      </w:r>
+      <w:proofErr w:type="spellStart"/>
+      <w:r>
+        <w:rPr>
+          <w:lang w:val="en-US"/>
+        </w:rPr>
+        <w:t>DepartmentController</w:t>
+      </w:r>
+      <w:proofErr w:type="spellEnd"/>
+    </w:p>
+    <w:p>
+      <w:pPr>
+        <w:rPr>
+          <w:lang w:val="en-US"/>
+        </w:rPr>
+      </w:pPr>
+      <w:r>
+        <w:rPr>
+          <w:lang w:val="en-US"/>
+        </w:rPr>
+        <w:t xml:space="preserve">│   </w:t>
+      </w:r>
+      <w:r>
+        <w:rPr>
+          <w:rFonts w:ascii="MS Gothic" w:eastAsia="MS Gothic" w:hAnsi="MS Gothic" w:cs="MS Gothic" w:hint="eastAsia"/>
+          <w:lang w:val="en-US"/>
+        </w:rPr>
+        <w:t>├</w:t>
+      </w:r>
+      <w:r>
+        <w:rPr>
+          <w:rFonts w:ascii="Aptos" w:hAnsi="Aptos" w:cs="Aptos"/>
+          <w:lang w:val="en-US"/>
+        </w:rPr>
+        <w:t>──</w:t>
+      </w:r>
+      <w:r>
+        <w:rPr>
+          <w:lang w:val="en-US"/>
+        </w:rPr>
+        <w:t xml:space="preserve"> </w:t>
+      </w:r>
+      <w:proofErr w:type="spellStart"/>
+      <w:r>
+        <w:rPr>
+          <w:lang w:val="en-US"/>
+        </w:rPr>
+        <w:t>TeamController</w:t>
+      </w:r>
+      <w:proofErr w:type="spellEnd"/>
+    </w:p>
+    <w:p>
+      <w:pPr>
+        <w:rPr>
+          <w:lang w:val="en-US"/>
+        </w:rPr>
+      </w:pPr>
+      <w:r>
+        <w:rPr>
+          <w:lang w:val="en-US"/>
+        </w:rPr>
+        <w:t xml:space="preserve">│   </w:t>
+      </w:r>
+      <w:r>
+        <w:rPr>
+          <w:rFonts w:ascii="MS Gothic" w:eastAsia="MS Gothic" w:hAnsi="MS Gothic" w:cs="MS Gothic" w:hint="eastAsia"/>
+          <w:lang w:val="en-US"/>
+        </w:rPr>
+        <w:t>├</w:t>
+      </w:r>
+      <w:r>
+        <w:rPr>
+          <w:rFonts w:ascii="Aptos" w:hAnsi="Aptos" w:cs="Aptos"/>
+          <w:lang w:val="en-US"/>
+        </w:rPr>
+        <w:t>──</w:t>
+      </w:r>
+      <w:r>
+        <w:rPr>
+          <w:lang w:val="en-US"/>
+        </w:rPr>
+        <w:t xml:space="preserve"> </w:t>
+      </w:r>
+      <w:proofErr w:type="spellStart"/>
+      <w:r>
+        <w:rPr>
+          <w:lang w:val="en-US"/>
+        </w:rPr>
+        <w:t>PositionController</w:t>
+      </w:r>
+      <w:proofErr w:type="spellEnd"/>
+    </w:p>
+    <w:p>
+      <w:pPr>
+        <w:rPr>
+          <w:lang w:val="en-US"/>
+        </w:rPr>
+      </w:pPr>
+      <w:r>
+        <w:rPr>
+          <w:lang w:val="en-US"/>
+        </w:rPr>
+        <w:t xml:space="preserve">│   └── </w:t>
+      </w:r>
+      <w:proofErr w:type="spellStart"/>
+      <w:r>
+        <w:rPr>
+          <w:lang w:val="en-US"/>
+        </w:rPr>
+        <w:t>DepartmentService</w:t>
+      </w:r>
+      <w:proofErr w:type="spellEnd"/>
+      <w:r>
+        <w:rPr>
+          <w:lang w:val="en-US"/>
+        </w:rPr>
+        <w:t xml:space="preserve">, </w:t>
+      </w:r>
+      <w:proofErr w:type="spellStart"/>
+      <w:r>
+        <w:rPr>
+          <w:lang w:val="en-US"/>
+        </w:rPr>
+        <w:t>TeamService</w:t>
+      </w:r>
+      <w:proofErr w:type="spellEnd"/>
+      <w:r>
+        <w:rPr>
+          <w:lang w:val="en-US"/>
+        </w:rPr>
+        <w:t xml:space="preserve">, </w:t>
+      </w:r>
+      <w:proofErr w:type="spellStart"/>
+      <w:r>
+        <w:rPr>
+          <w:lang w:val="en-US"/>
+        </w:rPr>
+        <w:t>PositionService</w:t>
+      </w:r>
+      <w:proofErr w:type="spellEnd"/>
+    </w:p>
+    <w:p>
+      <w:pPr>
+        <w:rPr>
+          <w:lang w:val="en-US"/>
+        </w:rPr>
+      </w:pPr>
+      <w:r>
+        <w:rPr>
+          <w:rFonts w:ascii="MS Gothic" w:eastAsia="MS Gothic" w:hAnsi="MS Gothic" w:cs="MS Gothic" w:hint="eastAsia"/>
+          <w:lang w:val="en-US"/>
+        </w:rPr>
+        <w:t>├</w:t>
+      </w:r>
+      <w:r>
+        <w:rPr>
+          <w:rFonts w:ascii="Aptos" w:hAnsi="Aptos" w:cs="Aptos"/>
+          <w:lang w:val="en-US"/>
+        </w:rPr>
+        <w:t>──</w:t>
+      </w:r>
+      <w:r>
+        <w:rPr>
+          <w:lang w:val="en-US"/>
+        </w:rPr>
+        <w:t xml:space="preserve"> </w:t>
+      </w:r>
+      <w:proofErr w:type="spellStart"/>
+      <w:r>
+        <w:rPr>
+          <w:lang w:val="en-US"/>
+        </w:rPr>
+        <w:t>EmployeesModule</w:t>
+      </w:r>
+      <w:proofErr w:type="spellEnd"/>
+    </w:p>
+    <w:p>
+      <w:pPr>
+        <w:rPr>
+          <w:lang w:val="en-US"/>
+        </w:rPr>
+      </w:pPr>
+      <w:r>
+        <w:rPr>
+          <w:lang w:val="en-US"/>
+        </w:rPr>
+        <w:t xml:space="preserve">│   </w:t>
+      </w:r>
+      <w:r>
+        <w:rPr>
+          <w:rFonts w:ascii="MS Gothic" w:eastAsia="MS Gothic" w:hAnsi="MS Gothic" w:cs="MS Gothic" w:hint="eastAsia"/>
+          <w:lang w:val="en-US"/>
+        </w:rPr>
+        <w:t>├</w:t>
+      </w:r>
+      <w:r>
+        <w:rPr>
+          <w:rFonts w:ascii="Aptos" w:hAnsi="Aptos" w:cs="Aptos"/>
+          <w:lang w:val="en-US"/>
+        </w:rPr>
+        <w:t>──</w:t>
+      </w:r>
+      <w:r>
+        <w:rPr>
+          <w:lang w:val="en-US"/>
+        </w:rPr>
+        <w:t xml:space="preserve"> </w:t>
+      </w:r>
+      <w:proofErr w:type="spellStart"/>
+      <w:r>
+        <w:rPr>
+          <w:lang w:val="en-US"/>
+        </w:rPr>
+        <w:t>EmployeesController</w:t>
+      </w:r>
+      <w:proofErr w:type="spellEnd"/>
+    </w:p>
+    <w:p>
+      <w:pPr>
+        <w:rPr>
+          <w:lang w:val="en-US"/>
+        </w:rPr>
+      </w:pPr>
+      <w:r>
+        <w:rPr>
+          <w:lang w:val="en-US"/>
+        </w:rPr>
+        <w:t xml:space="preserve">│   └── </w:t>
+      </w:r>
+      <w:proofErr w:type="spellStart"/>
+      <w:r>
+        <w:rPr>
+          <w:lang w:val="en-US"/>
+        </w:rPr>
+        <w:t>EmployeesService</w:t>
+      </w:r>
+      <w:proofErr w:type="spellEnd"/>
+    </w:p>
+    <w:p>
+      <w:pPr>
+        <w:rPr>
+          <w:lang w:val="en-US"/>
+        </w:rPr>
+      </w:pPr>
+      <w:r>
+        <w:rPr>
+          <w:lang w:val="en-US"/>
+        </w:rPr>
+        <w:t xml:space="preserve">└── </w:t>
+      </w:r>
+      <w:proofErr w:type="spellStart"/>
+      <w:r>
+        <w:rPr>
+          <w:lang w:val="en-US"/>
+        </w:rPr>
+        <w:t>SkillsModule</w:t>
+      </w:r>
+      <w:proofErr w:type="spellEnd"/>
+    </w:p>
+    <w:p>
+      <w:pPr>
+        <w:rPr>
+          <w:lang w:val="en-US"/>
+        </w:rPr>
+      </w:pPr>
+      <w:r>
+        <w:rPr>
+          <w:lang w:val="en-US"/>
+        </w:rPr>
+        <w:t xml:space="preserve">    </w:t>
+      </w:r>
+      <w:r>
+        <w:rPr>
+          <w:rFonts w:ascii="MS Gothic" w:eastAsia="MS Gothic" w:hAnsi="MS Gothic" w:cs="MS Gothic" w:hint="eastAsia"/>
+          <w:lang w:val="en-US"/>
+        </w:rPr>
+        <w:t>├</w:t>
+      </w:r>
+      <w:r>
+        <w:rPr>
+          <w:rFonts w:ascii="Aptos" w:hAnsi="Aptos" w:cs="Aptos"/>
+          <w:lang w:val="en-US"/>
+        </w:rPr>
+        <w:t>──</w:t>
+      </w:r>
+      <w:r>
+        <w:rPr>
+          <w:lang w:val="en-US"/>
+        </w:rPr>
+        <w:t xml:space="preserve"> </w:t>
+      </w:r>
+      <w:proofErr w:type="spellStart"/>
+      <w:r>
+        <w:rPr>
+          <w:lang w:val="en-US"/>
+        </w:rPr>
+        <w:t>CatalogController</w:t>
+      </w:r>
+      <w:proofErr w:type="spellEnd"/>
+    </w:p>
+    <w:p>
+      <w:pPr>
+        <w:rPr>
+          <w:lang w:val="en-US"/>
+        </w:rPr>
+      </w:pPr>
+      <w:r>
+        <w:rPr>
+          <w:lang w:val="en-US"/>
+        </w:rPr>
+        <w:t xml:space="preserve">    </w:t>
+      </w:r>
+      <w:r>
+        <w:rPr>
+          <w:rFonts w:ascii="MS Gothic" w:eastAsia="MS Gothic" w:hAnsi="MS Gothic" w:cs="MS Gothic" w:hint="eastAsia"/>
+          <w:lang w:val="en-US"/>
+        </w:rPr>
+        <w:t>├</w:t>
+      </w:r>
+      <w:r>
+        <w:rPr>
+          <w:rFonts w:ascii="Aptos" w:hAnsi="Aptos" w:cs="Aptos"/>
+          <w:lang w:val="en-US"/>
+        </w:rPr>
+        <w:t>──</w:t>
+      </w:r>
+      <w:r>
+        <w:rPr>
+          <w:lang w:val="en-US"/>
+        </w:rPr>
+        <w:t xml:space="preserve"> </w:t>
+      </w:r>
+      <w:proofErr w:type="spellStart"/>
+      <w:r>
+        <w:rPr>
+          <w:lang w:val="en-US"/>
+        </w:rPr>
+        <w:t>EmployeeSkillsController</w:t>
+      </w:r>
+      <w:proofErr w:type="spellEnd"/>
+    </w:p>
+    <w:p>
+      <w:r>
+        <w:rPr>
+          <w:lang w:val="en-US"/>
+        </w:rPr>
+        <w:t xml:space="preserve">    </w:t>
+      </w:r>
+      <w:r>
+        <w:rPr>
+          <w:rFonts w:ascii="MS Gothic" w:eastAsia="MS Gothic" w:hAnsi="MS Gothic" w:cs="MS Gothic" w:hint="eastAsia"/>
+        </w:rPr>
+        <w:t>├</w:t>
+      </w:r>
+      <w:r>
+        <w:rPr>
+          <w:rFonts w:ascii="Aptos" w:hAnsi="Aptos" w:cs="Aptos"/>
+        </w:rPr>
+        <w:t>──</w:t>
+      </w:r>
+      <w:r>
+        <w:t xml:space="preserve"> </w:t>
+      </w:r>
+      <w:proofErr w:type="spellStart"/>
+      <w:r>
+        <w:t>SkillEmployeesController</w:t>
+      </w:r>
+      <w:proofErr w:type="spellEnd"/>
+    </w:p>
+    <w:p>
+      <w:r>
+        <w:t xml:space="preserve">    </w:t>
+      </w:r>
+      <w:r>
+        <w:rPr>
+          <w:rFonts w:ascii="MS Gothic" w:eastAsia="MS Gothic" w:hAnsi="MS Gothic" w:cs="MS Gothic" w:hint="eastAsia"/>
+        </w:rPr>
+        <w:t>├</w:t>
+      </w:r>
+      <w:r>
+        <w:rPr>
+          <w:rFonts w:ascii="Aptos" w:hAnsi="Aptos" w:cs="Aptos"/>
+        </w:rPr>
+        <w:t>──</w:t>
+      </w:r>
+      <w:r>
+        <w:t xml:space="preserve"> </w:t>
+      </w:r>
+      <w:proofErr w:type="spellStart"/>
+      <w:r>
+        <w:t>HistoryController</w:t>
+      </w:r>
+      <w:proofErr w:type="spellEnd"/>
+    </w:p>
+    <w:p>
+      <w:r>
+        <w:t xml:space="preserve">    └── </w:t>
+      </w:r>
+      <w:proofErr w:type="spellStart"/>
+      <w:r>
+        <w:t>CatalogService</w:t>
+      </w:r>
+      <w:proofErr w:type="spellEnd"/>
+      <w:r>
+        <w:t xml:space="preserve">, </w:t>
+      </w:r>
+      <w:proofErr w:type="spellStart"/>
+      <w:r>
+        <w:t>EmployeeSkillsService</w:t>
+      </w:r>
+      <w:proofErr w:type="spellEnd"/>
+      <w:r>
+        <w:t xml:space="preserve">, </w:t>
+      </w:r>
+      <w:proofErr w:type="spellStart"/>
+      <w:r>
+        <w:t>HistoryService</w:t>
+      </w:r>
+      <w:proofErr w:type="spellEnd"/>
+    </w:p>
+    <w:p>
+      <w:pPr>
+        <w:rPr>
+          <w:b/>
+          <w:bCs/>
+        </w:rPr>
+      </w:pPr>
+      <w:r>
+        <w:rPr>
+          <w:b/>
+          <w:bCs/>
+        </w:rPr>
+        <w:t>3. Modules — Domaines Métier</w:t>
+      </w:r>
+    </w:p>
+    <w:p>
+      <w:r>
+        <w:t>Un </w:t>
+      </w:r>
+      <w:r>
+        <w:rPr>
+          <w:b/>
+          <w:bCs/>
+        </w:rPr>
+        <w:t xml:space="preserve">module = </w:t>
+      </w:r>
+      <w:proofErr w:type="gramStart"/>
+      <w:r>
+        <w:rPr>
+          <w:b/>
+          <w:bCs/>
+        </w:rPr>
+        <w:t>une slice</w:t>
+      </w:r>
+      <w:proofErr w:type="gramEnd"/>
+      <w:r>
+        <w:rPr>
+          <w:b/>
+          <w:bCs/>
+        </w:rPr>
+        <w:t xml:space="preserve"> de l'application</w:t>
+      </w:r>
+      <w:r>
+        <w:t> avec ses propres responsabilités.</w:t>
+      </w:r>
+    </w:p>
+    <w:p>
+      <w:r>
+        <w:rPr>
+          <w:b/>
+          <w:bCs/>
+        </w:rPr>
+        <w:t xml:space="preserve">Exemple : </w:t>
+      </w:r>
+      <w:proofErr w:type="spellStart"/>
+      <w:r>
+        <w:rPr>
+          <w:b/>
+          <w:bCs/>
+        </w:rPr>
+        <w:t>SkillsModule</w:t>
+      </w:r>
+      <w:proofErr w:type="spellEnd"/>
+    </w:p>
+    <w:p>
+      <w:r>
+        <w:t>@</w:t>
+      </w:r>
+      <w:proofErr w:type="gramStart"/>
+      <w:r>
+        <w:t>Module(</w:t>
+      </w:r>
+      <w:proofErr w:type="gramEnd"/>
+      <w:r>
+        <w:t>{</w:t>
+      </w:r>
+    </w:p>
+    <w:p>
+      <w:r>
+        <w:t xml:space="preserve">  </w:t>
+      </w:r>
+      <w:proofErr w:type="gramStart"/>
+      <w:r>
+        <w:t>imports:</w:t>
+      </w:r>
+      <w:proofErr w:type="gramEnd"/>
+      <w:r>
+        <w:t xml:space="preserve"> [</w:t>
+      </w:r>
+      <w:proofErr w:type="spellStart"/>
+      <w:r>
+        <w:t>PrismaModule</w:t>
+      </w:r>
+      <w:proofErr w:type="spellEnd"/>
+      <w:proofErr w:type="gramStart"/>
+      <w:r>
+        <w:t>],  /</w:t>
+      </w:r>
+      <w:proofErr w:type="gramEnd"/>
+      <w:r>
+        <w:t>/ ← Dépend de Prisma pour accéder à la DB</w:t>
+      </w:r>
+    </w:p>
+    <w:p>
+      <w:pPr>
+        <w:rPr>
+          <w:lang w:val="en-US"/>
+        </w:rPr>
+      </w:pPr>
+      <w:r>
+        <w:t xml:space="preserve">  </w:t>
+      </w:r>
+      <w:r>
+        <w:rPr>
+          <w:lang w:val="en-US"/>
+        </w:rPr>
+        <w:t>controllers: [</w:t>
+      </w:r>
+    </w:p>
+    <w:p>
+      <w:pPr>
+        <w:rPr>
+          <w:lang w:val="en-US"/>
+        </w:rPr>
+      </w:pPr>
+      <w:r>
+        <w:rPr>
+          <w:lang w:val="en-US"/>
+        </w:rPr>
+        <w:t xml:space="preserve">    </w:t>
+      </w:r>
+      <w:proofErr w:type="spellStart"/>
+      <w:r>
+        <w:rPr>
+          <w:lang w:val="en-US"/>
+        </w:rPr>
+        <w:t>SkillEmployeesController</w:t>
+      </w:r>
+      <w:proofErr w:type="spellEnd"/>
+      <w:r>
+        <w:rPr>
+          <w:lang w:val="en-US"/>
+        </w:rPr>
+        <w:t>,</w:t>
+      </w:r>
+    </w:p>
+    <w:p>
+      <w:pPr>
+        <w:rPr>
+          <w:lang w:val="en-US"/>
+        </w:rPr>
+      </w:pPr>
+      <w:r>
+        <w:rPr>
+          <w:lang w:val="en-US"/>
+        </w:rPr>
+        <w:t xml:space="preserve">    </w:t>
+      </w:r>
+      <w:proofErr w:type="spellStart"/>
+      <w:r>
+        <w:rPr>
+          <w:lang w:val="en-US"/>
+        </w:rPr>
+        <w:t>HistoryController</w:t>
+      </w:r>
+      <w:proofErr w:type="spellEnd"/>
+      <w:r>
+        <w:rPr>
+          <w:lang w:val="en-US"/>
+        </w:rPr>
+        <w:t>,</w:t>
+      </w:r>
+    </w:p>
+    <w:p>
+      <w:pPr>
+        <w:rPr>
+          <w:lang w:val="en-US"/>
+        </w:rPr>
+      </w:pPr>
+      <w:r>
+        <w:rPr>
+          <w:lang w:val="en-US"/>
+        </w:rPr>
+        <w:t xml:space="preserve">    </w:t>
+      </w:r>
+      <w:proofErr w:type="spellStart"/>
+      <w:r>
+        <w:rPr>
+          <w:lang w:val="en-US"/>
+        </w:rPr>
+        <w:t>EmployeeSkillsController</w:t>
+      </w:r>
+      <w:proofErr w:type="spellEnd"/>
+      <w:r>
+        <w:rPr>
+          <w:lang w:val="en-US"/>
+        </w:rPr>
+        <w:t>,</w:t>
+      </w:r>
+    </w:p>
+    <w:p>
+      <w:pPr>
+        <w:rPr>
+          <w:lang w:val="en-US"/>
+        </w:rPr>
+      </w:pPr>
+      <w:r>
+        <w:rPr>
+          <w:lang w:val="en-US"/>
+        </w:rPr>
+        <w:t xml:space="preserve">    </w:t>
+      </w:r>
+      <w:proofErr w:type="spellStart"/>
+      <w:r>
+        <w:rPr>
+          <w:lang w:val="en-US"/>
+        </w:rPr>
+        <w:t>CatalogController</w:t>
+      </w:r>
+      <w:proofErr w:type="spellEnd"/>
+      <w:r>
+        <w:rPr>
+          <w:lang w:val="en-US"/>
+        </w:rPr>
+        <w:t>,</w:t>
+      </w:r>
+    </w:p>
+    <w:p>
+      <w:pPr>
+        <w:rPr>
+          <w:lang w:val="en-US"/>
+        </w:rPr>
+      </w:pPr>
+      <w:r>
+        <w:rPr>
+          <w:lang w:val="en-US"/>
+        </w:rPr>
+        <w:t xml:space="preserve">  ],</w:t>
+      </w:r>
+    </w:p>
+    <w:p>
+      <w:pPr>
+        <w:rPr>
+          <w:lang w:val="en-US"/>
+        </w:rPr>
+      </w:pPr>
+      <w:r>
+        <w:rPr>
+          <w:lang w:val="en-US"/>
+        </w:rPr>
+        <w:t xml:space="preserve">  providers: [</w:t>
+      </w:r>
+    </w:p>
+    <w:p>
+      <w:pPr>
+        <w:rPr>
+          <w:lang w:val="en-US"/>
+        </w:rPr>
+      </w:pPr>
+      <w:r>
+        <w:rPr>
+          <w:lang w:val="en-US"/>
+        </w:rPr>
+        <w:t xml:space="preserve">    </w:t>
+      </w:r>
+      <w:proofErr w:type="spellStart"/>
+      <w:r>
+        <w:rPr>
+          <w:lang w:val="en-US"/>
+        </w:rPr>
+        <w:t>EmployeeSkillsService</w:t>
+      </w:r>
+      <w:proofErr w:type="spellEnd"/>
+      <w:r>
+        <w:rPr>
+          <w:lang w:val="en-US"/>
+        </w:rPr>
+        <w:t>,</w:t>
+      </w:r>
+    </w:p>
+    <w:p>
+      <w:pPr>
+        <w:rPr>
+          <w:lang w:val="en-US"/>
+        </w:rPr>
+      </w:pPr>
+      <w:r>
+        <w:rPr>
+          <w:lang w:val="en-US"/>
+        </w:rPr>
+        <w:t xml:space="preserve">    </w:t>
+      </w:r>
+      <w:proofErr w:type="spellStart"/>
+      <w:r>
+        <w:rPr>
+          <w:lang w:val="en-US"/>
+        </w:rPr>
+        <w:t>CatalogService</w:t>
+      </w:r>
+      <w:proofErr w:type="spellEnd"/>
+      <w:r>
+        <w:rPr>
+          <w:lang w:val="en-US"/>
+        </w:rPr>
+        <w:t>,</w:t>
+      </w:r>
+    </w:p>
+    <w:p>
+      <w:pPr>
+        <w:rPr>
+          <w:lang w:val="en-US"/>
+        </w:rPr>
+      </w:pPr>
+      <w:r>
+        <w:rPr>
+          <w:lang w:val="en-US"/>
+        </w:rPr>
+        <w:t xml:space="preserve">    </w:t>
+      </w:r>
+      <w:proofErr w:type="spellStart"/>
+      <w:proofErr w:type="gramStart"/>
+      <w:r>
+        <w:rPr>
+          <w:lang w:val="en-US"/>
+        </w:rPr>
+        <w:t>HistoryService</w:t>
+      </w:r>
+      <w:proofErr w:type="spellEnd"/>
+      <w:proofErr w:type="gramEnd"/>
+      <w:r>
+        <w:rPr>
+          <w:lang w:val="en-US"/>
+        </w:rPr>
+        <w:t>,</w:t>
+      </w:r>
+    </w:p>
+    <w:p>
+      <w:pPr>
+        <w:rPr>
+          <w:lang w:val="en-US"/>
+        </w:rPr>
+      </w:pPr>
+      <w:r>
+        <w:rPr>
+          <w:lang w:val="en-US"/>
+        </w:rPr>
+        <w:lastRenderedPageBreak/>
+        <w:t xml:space="preserve">    </w:t>
+      </w:r>
+      <w:proofErr w:type="gramStart"/>
+      <w:r>
+        <w:rPr>
+          <w:lang w:val="en-US"/>
+        </w:rPr>
+        <w:t>{ provide</w:t>
+      </w:r>
+      <w:proofErr w:type="gramEnd"/>
+      <w:r>
+        <w:rPr>
+          <w:lang w:val="en-US"/>
+        </w:rPr>
+        <w:t xml:space="preserve">: EVENT_BUS, </w:t>
+      </w:r>
+      <w:proofErr w:type="spellStart"/>
+      <w:r>
+        <w:rPr>
+          <w:lang w:val="en-US"/>
+        </w:rPr>
+        <w:t>useClass</w:t>
+      </w:r>
+      <w:proofErr w:type="spellEnd"/>
+      <w:r>
+        <w:rPr>
+          <w:lang w:val="en-US"/>
+        </w:rPr>
+        <w:t xml:space="preserve">: </w:t>
+      </w:r>
+      <w:proofErr w:type="spellStart"/>
+      <w:proofErr w:type="gramStart"/>
+      <w:r>
+        <w:rPr>
+          <w:lang w:val="en-US"/>
+        </w:rPr>
+        <w:t>InMemoryEventBus</w:t>
+      </w:r>
+      <w:proofErr w:type="spellEnd"/>
+      <w:r>
+        <w:rPr>
+          <w:lang w:val="en-US"/>
+        </w:rPr>
+        <w:t xml:space="preserve"> }</w:t>
+      </w:r>
+      <w:proofErr w:type="gramEnd"/>
+      <w:r>
+        <w:rPr>
+          <w:lang w:val="en-US"/>
+        </w:rPr>
+        <w:t>,</w:t>
+      </w:r>
+    </w:p>
+    <w:p>
+      <w:r>
+        <w:rPr>
+          <w:lang w:val="en-US"/>
+        </w:rPr>
+        <w:t xml:space="preserve">  </w:t>
+      </w:r>
+      <w:r>
+        <w:t>],</w:t>
+      </w:r>
+    </w:p>
+    <w:p>
+      <w:r>
+        <w:t>})</w:t>
+      </w:r>
+    </w:p>
+    <w:p>
+      <w:proofErr w:type="gramStart"/>
+      <w:r>
+        <w:t>export</w:t>
+      </w:r>
+      <w:proofErr w:type="gramEnd"/>
+      <w:r>
+        <w:t xml:space="preserve"> class </w:t>
+      </w:r>
+      <w:proofErr w:type="spellStart"/>
+      <w:r>
+        <w:t>SkillsModule</w:t>
+      </w:r>
+      <w:proofErr w:type="spellEnd"/>
+      <w:r>
+        <w:t xml:space="preserve"> {}</w:t>
+      </w:r>
+    </w:p>
+    <w:p>
+      <w:r>
+        <w:rPr>
+          <w:b/>
+          <w:bCs/>
+        </w:rPr>
+        <w:t>Chaque module a 3 parties :</w:t>
+      </w:r>
+    </w:p>
+    <w:tbl>
+      <w:tblPr>
+        <w:tblW w:w="0" w:type="auto"/>
+        <w:tblCellSpacing w:w="15" w:type="dxa"/>
+        <w:tblBorders>
+          <w:top w:val="single" w:sz="4" w:space="0" w:color="auto"/>
+          <w:left w:val="single" w:sz="4" w:space="0" w:color="auto"/>
+          <w:bottom w:val="single" w:sz="4" w:space="0" w:color="auto"/>
+          <w:right w:val="single" w:sz="4" w:space="0" w:color="auto"/>
+        </w:tblBorders>
+        <w:tblCellMar>
+          <w:top w:w="15" w:type="dxa"/>
+          <w:left w:w="15" w:type="dxa"/>
+          <w:bottom w:w="15" w:type="dxa"/>
+          <w:right w:w="15" w:type="dxa"/>
+        </w:tblCellMar>
+        <w:tblLook w:val="04A0" w:firstRow="1" w:lastRow="0" w:firstColumn="1" w:lastColumn="0" w:noHBand="0" w:noVBand="1"/>
+      </w:tblPr>
+      <w:tblGrid>
+        <w:gridCol w:w="1326"/>
+        <w:gridCol w:w="5288"/>
+      </w:tblGrid>
+      <w:tr>
+        <w:trPr>
+          <w:tblHeader/>
+          <w:tblCellSpacing w:w="15" w:type="dxa"/>
+        </w:trPr>
+        <w:tc>
+          <w:tcPr>
+            <w:tcW w:w="0" w:type="auto"/>
+            <w:tcBorders>
+              <w:top w:val="nil"/>
+              <w:left w:val="nil"/>
+            </w:tcBorders>
+            <w:tcMar>
+              <w:top w:w="60" w:type="dxa"/>
+              <w:left w:w="90" w:type="dxa"/>
+              <w:bottom w:w="60" w:type="dxa"/>
+              <w:right w:w="90" w:type="dxa"/>
+            </w:tcMar>
+            <w:vAlign w:val="center"/>
+            <w:hideMark/>
+          </w:tcPr>
+          <w:p>
+            <w:pPr>
+              <w:rPr>
+                <w:b/>
+                <w:bCs/>
+              </w:rPr>
+            </w:pPr>
+            <w:r>
+              <w:rPr>
+                <w:b/>
+                <w:bCs/>
+              </w:rPr>
+              <w:t>Partie</w:t>
+            </w:r>
+          </w:p>
+        </w:tc>
+        <w:tc>
+          <w:tcPr>
+            <w:tcW w:w="0" w:type="auto"/>
+            <w:tcBorders>
+              <w:top w:val="nil"/>
+              <w:left w:val="nil"/>
+              <w:right w:val="nil"/>
+            </w:tcBorders>
+            <w:tcMar>
+              <w:top w:w="60" w:type="dxa"/>
+              <w:left w:w="90" w:type="dxa"/>
+              <w:bottom w:w="60" w:type="dxa"/>
+              <w:right w:w="90" w:type="dxa"/>
+            </w:tcMar>
+            <w:vAlign w:val="center"/>
+            <w:hideMark/>
+          </w:tcPr>
+          <w:p>
+            <w:pPr>
+              <w:rPr>
+                <w:b/>
+                <w:bCs/>
+              </w:rPr>
+            </w:pPr>
+            <w:r>
+              <w:rPr>
+                <w:b/>
+                <w:bCs/>
+              </w:rPr>
+              <w:t>Rôle</w:t>
+            </w:r>
+          </w:p>
+        </w:tc>
+      </w:tr>
+      <w:tr>
+        <w:trPr>
+          <w:tblCellSpacing w:w="15" w:type="dxa"/>
+        </w:trPr>
+        <w:tc>
+          <w:tcPr>
+            <w:tcW w:w="0" w:type="auto"/>
+            <w:tcBorders>
+              <w:top w:val="nil"/>
+              <w:left w:val="nil"/>
+            </w:tcBorders>
+            <w:tcMar>
+              <w:top w:w="60" w:type="dxa"/>
+              <w:left w:w="90" w:type="dxa"/>
+              <w:bottom w:w="60" w:type="dxa"/>
+              <w:right w:w="90" w:type="dxa"/>
+            </w:tcMar>
+            <w:vAlign w:val="center"/>
+            <w:hideMark/>
+          </w:tcPr>
+          <w:p>
+            <w:proofErr w:type="gramStart"/>
+            <w:r>
+              <w:rPr>
+                <w:b/>
+                <w:bCs/>
+              </w:rPr>
+              <w:t>imports</w:t>
+            </w:r>
+            <w:proofErr w:type="gramEnd"/>
+          </w:p>
+        </w:tc>
+        <w:tc>
+          <w:tcPr>
+            <w:tcW w:w="0" w:type="auto"/>
+            <w:tcBorders>
+              <w:top w:val="nil"/>
+              <w:left w:val="nil"/>
+              <w:right w:val="nil"/>
+            </w:tcBorders>
+            <w:tcMar>
+              <w:top w:w="60" w:type="dxa"/>
+              <w:left w:w="90" w:type="dxa"/>
+              <w:bottom w:w="60" w:type="dxa"/>
+              <w:right w:w="90" w:type="dxa"/>
+            </w:tcMar>
+            <w:vAlign w:val="center"/>
+            <w:hideMark/>
+          </w:tcPr>
+          <w:p>
+            <w:r>
+              <w:t>Modules dont j'ai besoin (</w:t>
+            </w:r>
+            <w:proofErr w:type="gramStart"/>
+            <w:r>
+              <w:t>ex:</w:t>
+            </w:r>
+            <w:proofErr w:type="gramEnd"/>
+            <w:r>
+              <w:t xml:space="preserve"> </w:t>
+            </w:r>
+            <w:proofErr w:type="spellStart"/>
+            <w:r>
+              <w:t>PrismaModule</w:t>
+            </w:r>
+            <w:proofErr w:type="spellEnd"/>
+            <w:r>
+              <w:t>)</w:t>
+            </w:r>
+          </w:p>
+        </w:tc>
+      </w:tr>
+      <w:tr>
+        <w:trPr>
+          <w:tblCellSpacing w:w="15" w:type="dxa"/>
+        </w:trPr>
+        <w:tc>
+          <w:tcPr>
+            <w:tcW w:w="0" w:type="auto"/>
+            <w:tcBorders>
+              <w:top w:val="nil"/>
+              <w:left w:val="nil"/>
+            </w:tcBorders>
+            <w:tcMar>
+              <w:top w:w="60" w:type="dxa"/>
+              <w:left w:w="90" w:type="dxa"/>
+              <w:bottom w:w="60" w:type="dxa"/>
+              <w:right w:w="90" w:type="dxa"/>
+            </w:tcMar>
+            <w:vAlign w:val="center"/>
+            <w:hideMark/>
+          </w:tcPr>
+          <w:p>
+            <w:proofErr w:type="spellStart"/>
+            <w:proofErr w:type="gramStart"/>
+            <w:r>
+              <w:rPr>
+                <w:b/>
+                <w:bCs/>
+              </w:rPr>
+              <w:t>controllers</w:t>
+            </w:r>
+            <w:proofErr w:type="spellEnd"/>
+            <w:proofErr w:type="gramEnd"/>
+          </w:p>
+        </w:tc>
+        <w:tc>
+          <w:tcPr>
+            <w:tcW w:w="0" w:type="auto"/>
+            <w:tcBorders>
+              <w:top w:val="nil"/>
+              <w:left w:val="nil"/>
+              <w:right w:val="nil"/>
+            </w:tcBorders>
+            <w:tcMar>
+              <w:top w:w="60" w:type="dxa"/>
+              <w:left w:w="90" w:type="dxa"/>
+              <w:bottom w:w="60" w:type="dxa"/>
+              <w:right w:w="90" w:type="dxa"/>
+            </w:tcMar>
+            <w:vAlign w:val="center"/>
+            <w:hideMark/>
+          </w:tcPr>
+          <w:p>
+            <w:r>
+              <w:t>Points d'entrée HTTP (</w:t>
+            </w:r>
+            <w:proofErr w:type="gramStart"/>
+            <w:r>
+              <w:t>ex:</w:t>
+            </w:r>
+            <w:proofErr w:type="gramEnd"/>
+            <w:r>
+              <w:t> /</w:t>
+            </w:r>
+            <w:proofErr w:type="spellStart"/>
+            <w:r>
+              <w:t>skills</w:t>
+            </w:r>
+            <w:proofErr w:type="spellEnd"/>
+            <w:r>
+              <w:t>, /</w:t>
+            </w:r>
+            <w:proofErr w:type="spellStart"/>
+            <w:r>
+              <w:t>employees</w:t>
+            </w:r>
+            <w:proofErr w:type="spellEnd"/>
+            <w:proofErr w:type="gramStart"/>
+            <w:r>
+              <w:t>/:</w:t>
+            </w:r>
+            <w:proofErr w:type="gramEnd"/>
+            <w:r>
+              <w:t>id/</w:t>
+            </w:r>
+            <w:proofErr w:type="spellStart"/>
+            <w:r>
+              <w:t>skills</w:t>
+            </w:r>
+            <w:proofErr w:type="spellEnd"/>
+            <w:r>
+              <w:t>)</w:t>
+            </w:r>
+          </w:p>
+        </w:tc>
+      </w:tr>
+      <w:tr>
+        <w:trPr>
+          <w:tblCellSpacing w:w="15" w:type="dxa"/>
+        </w:trPr>
+        <w:tc>
+          <w:tcPr>
+            <w:tcW w:w="0" w:type="auto"/>
+            <w:tcBorders>
+              <w:top w:val="nil"/>
+              <w:left w:val="nil"/>
+              <w:bottom w:val="nil"/>
+            </w:tcBorders>
+            <w:tcMar>
+              <w:top w:w="60" w:type="dxa"/>
+              <w:left w:w="90" w:type="dxa"/>
+              <w:bottom w:w="60" w:type="dxa"/>
+              <w:right w:w="90" w:type="dxa"/>
+            </w:tcMar>
+            <w:vAlign w:val="center"/>
+            <w:hideMark/>
+          </w:tcPr>
+          <w:p>
+            <w:proofErr w:type="gramStart"/>
+            <w:r>
+              <w:rPr>
+                <w:b/>
+                <w:bCs/>
+              </w:rPr>
+              <w:t>providers</w:t>
+            </w:r>
+            <w:proofErr w:type="gramEnd"/>
+          </w:p>
+        </w:tc>
+        <w:tc>
+          <w:tcPr>
+            <w:tcW w:w="0" w:type="auto"/>
+            <w:tcBorders>
+              <w:top w:val="nil"/>
+              <w:left w:val="nil"/>
+              <w:bottom w:val="nil"/>
+              <w:right w:val="nil"/>
+            </w:tcBorders>
+            <w:tcMar>
+              <w:top w:w="60" w:type="dxa"/>
+              <w:left w:w="90" w:type="dxa"/>
+              <w:bottom w:w="60" w:type="dxa"/>
+              <w:right w:w="90" w:type="dxa"/>
+            </w:tcMar>
+            <w:vAlign w:val="center"/>
+            <w:hideMark/>
+          </w:tcPr>
+          <w:p>
+            <w:r>
+              <w:t>Services (logique métier) et utilitaires injectés</w:t>
+            </w:r>
+          </w:p>
+        </w:tc>
+      </w:tr>
+    </w:tbl>
+    <w:p/>
+    <w:p>
+      <w:r>
+        <w:t>┌─────────────────────────────────────────────────────────┐</w:t>
+      </w:r>
+    </w:p>
+    <w:p>
+      <w:r>
+        <w:t xml:space="preserve">│ </w:t>
+      </w:r>
+      <w:proofErr w:type="spellStart"/>
+      <w:r>
+        <w:t>main.ts</w:t>
+      </w:r>
+      <w:proofErr w:type="spellEnd"/>
+      <w:r>
+        <w:t xml:space="preserve"> — Démarrage                                     │</w:t>
+      </w:r>
+    </w:p>
+    <w:p>
+      <w:r>
+        <w:t>└──────────────────</w:t>
+      </w:r>
+      <w:r>
+        <w:rPr>
+          <w:rFonts w:ascii="MS Gothic" w:eastAsia="MS Gothic" w:hAnsi="MS Gothic" w:cs="MS Gothic" w:hint="eastAsia"/>
+        </w:rPr>
+        <w:t>┬</w:t>
+      </w:r>
+      <w:r>
+        <w:rPr>
+          <w:rFonts w:ascii="Aptos" w:hAnsi="Aptos" w:cs="Aptos"/>
+        </w:rPr>
+        <w:t>──────────────────────────────────────┘</w:t>
+      </w:r>
+    </w:p>
+    <w:p>
+      <w:r>
+        <w:t xml:space="preserve">                   │</w:t>
+      </w:r>
+    </w:p>
+    <w:p>
+      <w:r>
+        <w:t xml:space="preserve">                   ↓</w:t>
+      </w:r>
+    </w:p>
+    <w:p>
+      <w:r>
+        <w:t>┌─────────────────────────────────────────────────────────┐</w:t>
+      </w:r>
+    </w:p>
+    <w:p>
+      <w:r>
+        <w:t xml:space="preserve">│ </w:t>
+      </w:r>
+      <w:proofErr w:type="spellStart"/>
+      <w:r>
+        <w:t>AppModule</w:t>
+      </w:r>
+      <w:proofErr w:type="spellEnd"/>
+      <w:r>
+        <w:t xml:space="preserve"> — Orchestrateur Root                          │</w:t>
+      </w:r>
+    </w:p>
+    <w:p>
+      <w:pPr>
+        <w:rPr>
+          <w:lang w:val="en-US"/>
+        </w:rPr>
+      </w:pPr>
+      <w:r>
+        <w:rPr>
+          <w:lang w:val="en-US"/>
+        </w:rPr>
+        <w:t xml:space="preserve">│ </w:t>
+      </w:r>
+      <w:r>
+        <w:rPr>
+          <w:rFonts w:ascii="MS Gothic" w:eastAsia="MS Gothic" w:hAnsi="MS Gothic" w:cs="MS Gothic" w:hint="eastAsia"/>
+          <w:lang w:val="en-US"/>
+        </w:rPr>
+        <w:t>├</w:t>
+      </w:r>
+      <w:r>
+        <w:rPr>
+          <w:rFonts w:ascii="Aptos" w:hAnsi="Aptos" w:cs="Aptos"/>
+          <w:lang w:val="en-US"/>
+        </w:rPr>
+        <w:t>──</w:t>
+      </w:r>
+      <w:r>
+        <w:rPr>
+          <w:lang w:val="en-US"/>
+        </w:rPr>
+        <w:t xml:space="preserve"> </w:t>
+      </w:r>
+      <w:proofErr w:type="spellStart"/>
+      <w:r>
+        <w:rPr>
+          <w:lang w:val="en-US"/>
+        </w:rPr>
+        <w:t>ConfigModule</w:t>
+      </w:r>
+      <w:proofErr w:type="spellEnd"/>
+      <w:r>
+        <w:rPr>
+          <w:lang w:val="en-US"/>
+        </w:rPr>
+        <w:t xml:space="preserve"> (</w:t>
+      </w:r>
+      <w:proofErr w:type="gramStart"/>
+      <w:r>
+        <w:rPr>
+          <w:lang w:val="en-US"/>
+        </w:rPr>
+        <w:t>charge .env</w:t>
+      </w:r>
+      <w:proofErr w:type="gramEnd"/>
+      <w:r>
+        <w:rPr>
+          <w:lang w:val="en-US"/>
+        </w:rPr>
+        <w:t xml:space="preserve">)                          </w:t>
+      </w:r>
+      <w:r>
+        <w:rPr>
+          <w:rFonts w:ascii="Aptos" w:hAnsi="Aptos" w:cs="Aptos"/>
+          <w:lang w:val="en-US"/>
+        </w:rPr>
+        <w:t>│</w:t>
+      </w:r>
+    </w:p>
+    <w:p>
+      <w:pPr>
+        <w:rPr>
+          <w:lang w:val="en-US"/>
+        </w:rPr>
+      </w:pPr>
+      <w:r>
+        <w:rPr>
+          <w:lang w:val="en-US"/>
+        </w:rPr>
+        <w:t xml:space="preserve">│ </w:t>
+      </w:r>
+      <w:r>
+        <w:rPr>
+          <w:rFonts w:ascii="MS Gothic" w:eastAsia="MS Gothic" w:hAnsi="MS Gothic" w:cs="MS Gothic" w:hint="eastAsia"/>
+          <w:lang w:val="en-US"/>
+        </w:rPr>
+        <w:t>├</w:t>
+      </w:r>
+      <w:r>
+        <w:rPr>
+          <w:rFonts w:ascii="Aptos" w:hAnsi="Aptos" w:cs="Aptos"/>
+          <w:lang w:val="en-US"/>
+        </w:rPr>
+        <w:t>──</w:t>
+      </w:r>
+      <w:r>
+        <w:rPr>
+          <w:lang w:val="en-US"/>
+        </w:rPr>
+        <w:t xml:space="preserve"> </w:t>
+      </w:r>
+      <w:proofErr w:type="spellStart"/>
+      <w:r>
+        <w:rPr>
+          <w:lang w:val="en-US"/>
+        </w:rPr>
+        <w:t>ThrottlerModule</w:t>
+      </w:r>
+      <w:proofErr w:type="spellEnd"/>
+      <w:r>
+        <w:rPr>
+          <w:lang w:val="en-US"/>
+        </w:rPr>
+        <w:t xml:space="preserve"> (rate </w:t>
+      </w:r>
+      <w:proofErr w:type="gramStart"/>
+      <w:r>
+        <w:rPr>
+          <w:lang w:val="en-US"/>
+        </w:rPr>
+        <w:t xml:space="preserve">limiting)   </w:t>
+      </w:r>
+      <w:proofErr w:type="gramEnd"/>
+      <w:r>
+        <w:rPr>
+          <w:lang w:val="en-US"/>
+        </w:rPr>
+        <w:t xml:space="preserve">                  </w:t>
+      </w:r>
+      <w:r>
+        <w:rPr>
+          <w:rFonts w:ascii="Aptos" w:hAnsi="Aptos" w:cs="Aptos"/>
+          <w:lang w:val="en-US"/>
+        </w:rPr>
+        <w:t>│</w:t>
+      </w:r>
+    </w:p>
+    <w:p>
+      <w:pPr>
+        <w:rPr>
+          <w:lang w:val="en-US"/>
+        </w:rPr>
+      </w:pPr>
+      <w:r>
+        <w:rPr>
+          <w:lang w:val="en-US"/>
+        </w:rPr>
+        <w:t xml:space="preserve">│ </w:t>
+      </w:r>
+      <w:r>
+        <w:rPr>
+          <w:rFonts w:ascii="MS Gothic" w:eastAsia="MS Gothic" w:hAnsi="MS Gothic" w:cs="MS Gothic" w:hint="eastAsia"/>
+          <w:lang w:val="en-US"/>
+        </w:rPr>
+        <w:t>├</w:t>
+      </w:r>
+      <w:r>
+        <w:rPr>
+          <w:rFonts w:ascii="Aptos" w:hAnsi="Aptos" w:cs="Aptos"/>
+          <w:lang w:val="en-US"/>
+        </w:rPr>
+        <w:t>──</w:t>
+      </w:r>
+      <w:r>
+        <w:rPr>
+          <w:lang w:val="en-US"/>
+        </w:rPr>
+        <w:t xml:space="preserve"> </w:t>
+      </w:r>
+      <w:proofErr w:type="spellStart"/>
+      <w:r>
+        <w:rPr>
+          <w:lang w:val="en-US"/>
+        </w:rPr>
+        <w:t>PrismaModule</w:t>
+      </w:r>
+      <w:proofErr w:type="spellEnd"/>
+      <w:r>
+        <w:rPr>
+          <w:lang w:val="en-US"/>
+        </w:rPr>
+        <w:t xml:space="preserve"> (</w:t>
+      </w:r>
+      <w:proofErr w:type="gramStart"/>
+      <w:r>
+        <w:rPr>
+          <w:lang w:val="en-US"/>
+        </w:rPr>
+        <w:t xml:space="preserve">BD)   </w:t>
+      </w:r>
+      <w:proofErr w:type="gramEnd"/>
+      <w:r>
+        <w:rPr>
+          <w:lang w:val="en-US"/>
+        </w:rPr>
+        <w:t xml:space="preserve">                                </w:t>
+      </w:r>
+      <w:r>
+        <w:rPr>
+          <w:rFonts w:ascii="Aptos" w:hAnsi="Aptos" w:cs="Aptos"/>
+          <w:lang w:val="en-US"/>
+        </w:rPr>
+        <w:t>│</w:t>
+      </w:r>
+    </w:p>
+    <w:p>
+      <w:pPr>
+        <w:rPr>
+          <w:lang w:val="en-US"/>
+        </w:rPr>
+      </w:pPr>
+      <w:r>
+        <w:rPr>
+          <w:lang w:val="en-US"/>
+        </w:rPr>
+        <w:t xml:space="preserve">│ </w:t>
+      </w:r>
+      <w:r>
+        <w:rPr>
+          <w:rFonts w:ascii="MS Gothic" w:eastAsia="MS Gothic" w:hAnsi="MS Gothic" w:cs="MS Gothic" w:hint="eastAsia"/>
+          <w:lang w:val="en-US"/>
+        </w:rPr>
+        <w:t>├</w:t>
+      </w:r>
+      <w:r>
+        <w:rPr>
+          <w:rFonts w:ascii="Aptos" w:hAnsi="Aptos" w:cs="Aptos"/>
+          <w:lang w:val="en-US"/>
+        </w:rPr>
+        <w:t>──</w:t>
+      </w:r>
+      <w:r>
+        <w:rPr>
+          <w:lang w:val="en-US"/>
+        </w:rPr>
+        <w:t xml:space="preserve"> </w:t>
+      </w:r>
+      <w:proofErr w:type="spellStart"/>
+      <w:r>
+        <w:rPr>
+          <w:lang w:val="en-US"/>
+        </w:rPr>
+        <w:t>OrganizationModule</w:t>
+      </w:r>
+      <w:proofErr w:type="spellEnd"/>
+      <w:r>
+        <w:rPr>
+          <w:lang w:val="en-US"/>
+        </w:rPr>
+        <w:t xml:space="preserve">                                  </w:t>
+      </w:r>
+      <w:r>
+        <w:rPr>
+          <w:rFonts w:ascii="Aptos" w:hAnsi="Aptos" w:cs="Aptos"/>
+          <w:lang w:val="en-US"/>
+        </w:rPr>
+        <w:t>│</w:t>
+      </w:r>
+    </w:p>
+    <w:p>
+      <w:pPr>
+        <w:rPr>
+          <w:lang w:val="en-US"/>
+        </w:rPr>
+      </w:pPr>
+      <w:r>
+        <w:rPr>
+          <w:lang w:val="en-US"/>
+        </w:rPr>
+        <w:t xml:space="preserve">│ </w:t>
+      </w:r>
+      <w:r>
+        <w:rPr>
+          <w:rFonts w:ascii="MS Gothic" w:eastAsia="MS Gothic" w:hAnsi="MS Gothic" w:cs="MS Gothic" w:hint="eastAsia"/>
+          <w:lang w:val="en-US"/>
+        </w:rPr>
+        <w:t>├</w:t>
+      </w:r>
+      <w:r>
+        <w:rPr>
+          <w:rFonts w:ascii="Aptos" w:hAnsi="Aptos" w:cs="Aptos"/>
+          <w:lang w:val="en-US"/>
+        </w:rPr>
+        <w:t>──</w:t>
+      </w:r>
+      <w:r>
+        <w:rPr>
+          <w:lang w:val="en-US"/>
+        </w:rPr>
+        <w:t xml:space="preserve"> </w:t>
+      </w:r>
+      <w:proofErr w:type="spellStart"/>
+      <w:r>
+        <w:rPr>
+          <w:lang w:val="en-US"/>
+        </w:rPr>
+        <w:t>EmployeesModule</w:t>
+      </w:r>
+      <w:proofErr w:type="spellEnd"/>
+      <w:r>
+        <w:rPr>
+          <w:lang w:val="en-US"/>
+        </w:rPr>
+        <w:t xml:space="preserve">                                     </w:t>
+      </w:r>
+      <w:r>
+        <w:rPr>
+          <w:rFonts w:ascii="Aptos" w:hAnsi="Aptos" w:cs="Aptos"/>
+          <w:lang w:val="en-US"/>
+        </w:rPr>
+        <w:t>│</w:t>
+      </w:r>
+    </w:p>
+    <w:p>
+      <w:pPr>
+        <w:rPr>
+          <w:lang w:val="en-US"/>
+        </w:rPr>
+      </w:pPr>
+      <w:r>
+        <w:rPr>
+          <w:lang w:val="en-US"/>
+        </w:rPr>
+        <w:t xml:space="preserve">│ └── </w:t>
+      </w:r>
+      <w:proofErr w:type="spellStart"/>
+      <w:r>
+        <w:rPr>
+          <w:lang w:val="en-US"/>
+        </w:rPr>
+        <w:t>SkillsModule</w:t>
+      </w:r>
+      <w:proofErr w:type="spellEnd"/>
+      <w:r>
+        <w:rPr>
+          <w:lang w:val="en-US"/>
+        </w:rPr>
+        <w:t xml:space="preserve">                                        │</w:t>
+      </w:r>
+    </w:p>
+    <w:p>
+      <w:pPr>
+        <w:rPr>
+          <w:lang w:val="en-US"/>
+        </w:rPr>
+      </w:pPr>
+      <w:r>
+        <w:rPr>
+          <w:lang w:val="en-US"/>
+        </w:rPr>
+        <w:t>└──────────────────</w:t>
+      </w:r>
+      <w:r>
+        <w:rPr>
+          <w:rFonts w:ascii="MS Gothic" w:eastAsia="MS Gothic" w:hAnsi="MS Gothic" w:cs="MS Gothic" w:hint="eastAsia"/>
+          <w:lang w:val="en-US"/>
+        </w:rPr>
+        <w:t>┬</w:t>
+      </w:r>
+      <w:r>
+        <w:rPr>
+          <w:rFonts w:ascii="Aptos" w:hAnsi="Aptos" w:cs="Aptos"/>
+          <w:lang w:val="en-US"/>
+        </w:rPr>
+        <w:t>──────────────────────────────────────┘</w:t>
+      </w:r>
+    </w:p>
+    <w:p>
+      <w:pPr>
+        <w:rPr>
+          <w:lang w:val="en-US"/>
+        </w:rPr>
+      </w:pPr>
+      <w:r>
+        <w:rPr>
+          <w:lang w:val="en-US"/>
+        </w:rPr>
+        <w:t xml:space="preserve">                   │</w:t>
+      </w:r>
+    </w:p>
+    <w:p>
+      <w:pPr>
+        <w:rPr>
+          <w:lang w:val="en-US"/>
+        </w:rPr>
+      </w:pPr>
+      <w:r>
+        <w:rPr>
+          <w:lang w:val="en-US"/>
+        </w:rPr>
+        <w:t xml:space="preserve">                   ↓</w:t>
+      </w:r>
+    </w:p>
+    <w:p>
+      <w:pPr>
+        <w:rPr>
+          <w:lang w:val="en-US"/>
+        </w:rPr>
+      </w:pPr>
+      <w:r>
+        <w:rPr>
+          <w:lang w:val="en-US"/>
+        </w:rPr>
+        <w:t xml:space="preserve">HTTP Request → </w:t>
+      </w:r>
+      <w:proofErr w:type="spellStart"/>
+      <w:r>
+        <w:rPr>
+          <w:lang w:val="en-US"/>
+        </w:rPr>
+        <w:t>CorrelationIdMiddleware</w:t>
+      </w:r>
+      <w:proofErr w:type="spellEnd"/>
+      <w:r>
+        <w:rPr>
+          <w:lang w:val="en-US"/>
+        </w:rPr>
+        <w:t xml:space="preserve"> (</w:t>
+      </w:r>
+      <w:proofErr w:type="spellStart"/>
+      <w:r>
+        <w:rPr>
+          <w:lang w:val="en-US"/>
+        </w:rPr>
+        <w:t>ajoute</w:t>
+      </w:r>
+      <w:proofErr w:type="spellEnd"/>
+      <w:r>
+        <w:rPr>
+          <w:lang w:val="en-US"/>
+        </w:rPr>
+        <w:t xml:space="preserve"> tracing)</w:t>
+      </w:r>
+    </w:p>
+    <w:p>
+      <w:pPr>
+        <w:rPr>
+          <w:lang w:val="en-US"/>
+        </w:rPr>
+      </w:pPr>
+      <w:r>
+        <w:rPr>
+          <w:lang w:val="en-US"/>
+        </w:rPr>
+        <w:t xml:space="preserve">                   │</w:t>
+      </w:r>
+    </w:p>
+    <w:p>
+      <w:pPr>
+        <w:rPr>
+          <w:lang w:val="en-US"/>
+        </w:rPr>
+      </w:pPr>
+      <w:r>
+        <w:rPr>
+          <w:lang w:val="en-US"/>
+        </w:rPr>
+        <w:t xml:space="preserve">                   ↓</w:t>
+      </w:r>
+    </w:p>
+    <w:p>
+      <w:pPr>
+        <w:rPr>
+          <w:lang w:val="en-US"/>
+        </w:rPr>
+      </w:pPr>
+      <w:r>
+        <w:rPr>
+          <w:lang w:val="en-US"/>
+        </w:rPr>
+        <w:lastRenderedPageBreak/>
+        <w:t>Guard (</w:t>
+      </w:r>
+      <w:proofErr w:type="spellStart"/>
+      <w:r>
+        <w:rPr>
+          <w:lang w:val="en-US"/>
+        </w:rPr>
+        <w:t>ThrottlerGuard</w:t>
+      </w:r>
+      <w:proofErr w:type="spellEnd"/>
+      <w:r>
+        <w:rPr>
+          <w:lang w:val="en-US"/>
+        </w:rPr>
+        <w:t xml:space="preserve">) → </w:t>
+      </w:r>
+      <w:proofErr w:type="spellStart"/>
+      <w:r>
+        <w:rPr>
+          <w:lang w:val="en-US"/>
+        </w:rPr>
+        <w:t>Valide</w:t>
+      </w:r>
+      <w:proofErr w:type="spellEnd"/>
+      <w:r>
+        <w:rPr>
+          <w:lang w:val="en-US"/>
+        </w:rPr>
+        <w:t xml:space="preserve"> rate limit</w:t>
+      </w:r>
+    </w:p>
+    <w:p>
+      <w:pPr>
+        <w:rPr>
+          <w:lang w:val="en-US"/>
+        </w:rPr>
+      </w:pPr>
+      <w:r>
+        <w:rPr>
+          <w:lang w:val="en-US"/>
+        </w:rPr>
+        <w:t xml:space="preserve">                   │</w:t>
+      </w:r>
+    </w:p>
+    <w:p>
+      <w:r>
+        <w:rPr>
+          <w:lang w:val="en-US"/>
+        </w:rPr>
+        <w:t xml:space="preserve">                   </w:t>
+      </w:r>
+      <w:r>
+        <w:t>↓</w:t>
+      </w:r>
+    </w:p>
+    <w:p>
+      <w:r>
+        <w:t>Controller (</w:t>
+      </w:r>
+      <w:proofErr w:type="gramStart"/>
+      <w:r>
+        <w:t>ex:</w:t>
+      </w:r>
+      <w:proofErr w:type="gramEnd"/>
+      <w:r>
+        <w:t xml:space="preserve"> </w:t>
+      </w:r>
+      <w:proofErr w:type="spellStart"/>
+      <w:r>
+        <w:t>CatalogController</w:t>
+      </w:r>
+      <w:proofErr w:type="spellEnd"/>
+      <w:r>
+        <w:t>)</w:t>
+      </w:r>
+    </w:p>
+    <w:p>
+      <w:r>
+        <w:t xml:space="preserve">  - Extrait params/body</w:t>
+      </w:r>
+    </w:p>
+    <w:p>
+      <w:pPr>
+        <w:rPr>
+          <w:lang w:val="en-US"/>
+        </w:rPr>
+      </w:pPr>
+      <w:r>
+        <w:t xml:space="preserve">  </w:t>
+      </w:r>
+      <w:r>
+        <w:rPr>
+          <w:lang w:val="en-US"/>
+        </w:rPr>
+        <w:t xml:space="preserve">- </w:t>
+      </w:r>
+      <w:proofErr w:type="spellStart"/>
+      <w:r>
+        <w:rPr>
+          <w:lang w:val="en-US"/>
+        </w:rPr>
+        <w:t>Valide</w:t>
+      </w:r>
+      <w:proofErr w:type="spellEnd"/>
+      <w:r>
+        <w:rPr>
+          <w:lang w:val="en-US"/>
+        </w:rPr>
+        <w:t xml:space="preserve"> avec DTO (class-validator)</w:t>
+      </w:r>
+    </w:p>
+    <w:p>
+      <w:r>
+        <w:rPr>
+          <w:lang w:val="en-US"/>
+        </w:rPr>
+        <w:t xml:space="preserve">  </w:t>
+      </w:r>
+      <w:r>
+        <w:t>- Appelle Service</w:t>
+      </w:r>
+    </w:p>
+    <w:p>
+      <w:r>
+        <w:t xml:space="preserve">                   │</w:t>
+      </w:r>
+    </w:p>
+    <w:p>
+      <w:r>
+        <w:t xml:space="preserve">                   ↓</w:t>
+      </w:r>
+    </w:p>
+    <w:p>
+      <w:r>
+        <w:t>Service (</w:t>
+      </w:r>
+      <w:proofErr w:type="gramStart"/>
+      <w:r>
+        <w:t>ex:</w:t>
+      </w:r>
+      <w:proofErr w:type="gramEnd"/>
+      <w:r>
+        <w:t xml:space="preserve"> </w:t>
+      </w:r>
+      <w:proofErr w:type="spellStart"/>
+      <w:r>
+        <w:t>CatalogService</w:t>
+      </w:r>
+      <w:proofErr w:type="spellEnd"/>
+      <w:r>
+        <w:t>)</w:t>
+      </w:r>
+    </w:p>
+    <w:p>
+      <w:r>
+        <w:t xml:space="preserve">  - Logique métier</w:t>
+      </w:r>
+    </w:p>
+    <w:p>
+      <w:r>
+        <w:t xml:space="preserve">  - Appels Prisma à la BD</w:t>
+      </w:r>
+    </w:p>
+    <w:p>
+      <w:r>
+        <w:t xml:space="preserve">  - Retourne données</w:t>
+      </w:r>
+    </w:p>
+    <w:p>
+      <w:r>
+        <w:t xml:space="preserve">                   │</w:t>
+      </w:r>
+    </w:p>
+    <w:p>
+      <w:r>
+        <w:t xml:space="preserve">                   ↓</w:t>
+      </w:r>
+    </w:p>
+    <w:p>
+      <w:r>
+        <w:t xml:space="preserve">Controller retourne </w:t>
+      </w:r>
+      <w:proofErr w:type="spellStart"/>
+      <w:r>
+        <w:t>Response</w:t>
+      </w:r>
+      <w:proofErr w:type="spellEnd"/>
+      <w:r>
+        <w:t xml:space="preserve"> (JSON)</w:t>
+      </w:r>
+    </w:p>
+    <w:p>
+      <w:r>
+        <w:t xml:space="preserve">                   │</w:t>
+      </w:r>
+    </w:p>
+    <w:p>
+      <w:r>
+        <w:t xml:space="preserve">                   ↓</w:t>
+      </w:r>
+    </w:p>
+    <w:p>
+      <w:r>
+        <w:t xml:space="preserve">HTTP </w:t>
+      </w:r>
+      <w:proofErr w:type="spellStart"/>
+      <w:r>
+        <w:t>Response</w:t>
+      </w:r>
+      <w:proofErr w:type="spellEnd"/>
+      <w:r>
+        <w:t xml:space="preserve"> (200, 400, 401, 500, etc.)</w:t>
+      </w:r>
+    </w:p>
+    <w:tbl>
+      <w:tblPr>
+        <w:tblW w:w="0" w:type="auto"/>
+        <w:tblCellSpacing w:w="15" w:type="dxa"/>
+        <w:tblBorders>
+          <w:top w:val="single" w:sz="4" w:space="0" w:color="auto"/>
+          <w:left w:val="single" w:sz="4" w:space="0" w:color="auto"/>
+          <w:bottom w:val="single" w:sz="4" w:space="0" w:color="auto"/>
+          <w:right w:val="single" w:sz="4" w:space="0" w:color="auto"/>
+        </w:tblBorders>
+        <w:tblCellMar>
+          <w:top w:w="15" w:type="dxa"/>
+          <w:left w:w="15" w:type="dxa"/>
+          <w:bottom w:w="15" w:type="dxa"/>
+          <w:right w:w="15" w:type="dxa"/>
+        </w:tblCellMar>
+        <w:tblLook w:val="04A0" w:firstRow="1" w:lastRow="0" w:firstColumn="1" w:lastColumn="0" w:noHBand="0" w:noVBand="1"/>
+      </w:tblPr>
+      <w:tblGrid>
+        <w:gridCol w:w="1677"/>
+        <w:gridCol w:w="4778"/>
+      </w:tblGrid>
+      <w:tr>
+        <w:trPr>
+          <w:tblHeader/>
+          <w:tblCellSpacing w:w="15" w:type="dxa"/>
+        </w:trPr>
+        <w:tc>
+          <w:tcPr>
+            <w:tcW w:w="0" w:type="auto"/>
+            <w:tcBorders>
+              <w:top w:val="nil"/>
+              <w:left w:val="nil"/>
+            </w:tcBorders>
+            <w:tcMar>
+              <w:top w:w="60" w:type="dxa"/>
+              <w:left w:w="90" w:type="dxa"/>
+              <w:bottom w:w="60" w:type="dxa"/>
+              <w:right w:w="90" w:type="dxa"/>
+            </w:tcMar>
+            <w:vAlign w:val="center"/>
+            <w:hideMark/>
+          </w:tcPr>
+          <w:p>
+            <w:pPr>
+              <w:rPr>
+                <w:b/>
+                <w:bCs/>
+              </w:rPr>
+            </w:pPr>
+            <w:r>
+              <w:rPr>
+                <w:b/>
+                <w:bCs/>
+              </w:rPr>
+              <w:t>Fichier</w:t>
+            </w:r>
+          </w:p>
+        </w:tc>
+        <w:tc>
+          <w:tcPr>
+            <w:tcW w:w="0" w:type="auto"/>
+            <w:tcBorders>
+              <w:top w:val="nil"/>
+              <w:left w:val="nil"/>
+              <w:right w:val="nil"/>
+            </w:tcBorders>
+            <w:tcMar>
+              <w:top w:w="60" w:type="dxa"/>
+              <w:left w:w="90" w:type="dxa"/>
+              <w:bottom w:w="60" w:type="dxa"/>
+              <w:right w:w="90" w:type="dxa"/>
+            </w:tcMar>
+            <w:vAlign w:val="center"/>
+            <w:hideMark/>
+          </w:tcPr>
+          <w:p>
+            <w:pPr>
+              <w:rPr>
+                <w:b/>
+                <w:bCs/>
+              </w:rPr>
+            </w:pPr>
+            <w:r>
+              <w:rPr>
+                <w:b/>
+                <w:bCs/>
+              </w:rPr>
+              <w:t>Rôle</w:t>
+            </w:r>
+          </w:p>
+        </w:tc>
+      </w:tr>
+      <w:tr>
+        <w:trPr>
+          <w:tblCellSpacing w:w="15" w:type="dxa"/>
+        </w:trPr>
+        <w:tc>
+          <w:tcPr>
+            <w:tcW w:w="0" w:type="auto"/>
+            <w:tcBorders>
+              <w:top w:val="nil"/>
+              <w:left w:val="nil"/>
+            </w:tcBorders>
+            <w:tcMar>
+              <w:top w:w="60" w:type="dxa"/>
+              <w:left w:w="90" w:type="dxa"/>
+              <w:bottom w:w="60" w:type="dxa"/>
+              <w:right w:w="90" w:type="dxa"/>
+            </w:tcMar>
+            <w:vAlign w:val="center"/>
+            <w:hideMark/>
+          </w:tcPr>
+          <w:p>
+            <w:proofErr w:type="spellStart"/>
+            <w:proofErr w:type="gramStart"/>
+            <w:r>
+              <w:rPr>
+                <w:b/>
+                <w:bCs/>
+              </w:rPr>
+              <w:t>main</w:t>
+            </w:r>
+            <w:proofErr w:type="gramEnd"/>
+            <w:r>
+              <w:rPr>
+                <w:b/>
+                <w:bCs/>
+              </w:rPr>
+              <w:t>.ts</w:t>
+            </w:r>
+            <w:proofErr w:type="spellEnd"/>
+          </w:p>
+        </w:tc>
+        <w:tc>
+          <w:tcPr>
+            <w:tcW w:w="0" w:type="auto"/>
+            <w:tcBorders>
+              <w:top w:val="nil"/>
+              <w:left w:val="nil"/>
+              <w:right w:val="nil"/>
+            </w:tcBorders>
+            <w:tcMar>
+              <w:top w:w="60" w:type="dxa"/>
+              <w:left w:w="90" w:type="dxa"/>
+              <w:bottom w:w="60" w:type="dxa"/>
+              <w:right w:w="90" w:type="dxa"/>
+            </w:tcMar>
+            <w:vAlign w:val="center"/>
+            <w:hideMark/>
+          </w:tcPr>
+          <w:p>
+            <w:r>
+              <w:t>Lance l'appli</w:t>
+            </w:r>
+          </w:p>
+        </w:tc>
+      </w:tr>
+      <w:tr>
+        <w:trPr>
+          <w:tblCellSpacing w:w="15" w:type="dxa"/>
+        </w:trPr>
+        <w:tc>
+          <w:tcPr>
+            <w:tcW w:w="0" w:type="auto"/>
+            <w:tcBorders>
+              <w:top w:val="nil"/>
+              <w:left w:val="nil"/>
+            </w:tcBorders>
+            <w:tcMar>
+              <w:top w:w="60" w:type="dxa"/>
+              <w:left w:w="90" w:type="dxa"/>
+              <w:bottom w:w="60" w:type="dxa"/>
+              <w:right w:w="90" w:type="dxa"/>
+            </w:tcMar>
+            <w:vAlign w:val="center"/>
+            <w:hideMark/>
+          </w:tcPr>
+          <w:p>
+            <w:proofErr w:type="spellStart"/>
+            <w:proofErr w:type="gramStart"/>
+            <w:r>
+              <w:rPr>
+                <w:b/>
+                <w:bCs/>
+              </w:rPr>
+              <w:t>app.module</w:t>
+            </w:r>
+            <w:proofErr w:type="gramEnd"/>
+            <w:r>
+              <w:rPr>
+                <w:b/>
+                <w:bCs/>
+              </w:rPr>
+              <w:t>.ts</w:t>
+            </w:r>
+            <w:proofErr w:type="spellEnd"/>
+          </w:p>
+        </w:tc>
+        <w:tc>
+          <w:tcPr>
+            <w:tcW w:w="0" w:type="auto"/>
+            <w:tcBorders>
+              <w:top w:val="nil"/>
+              <w:left w:val="nil"/>
+              <w:right w:val="nil"/>
+            </w:tcBorders>
+            <w:tcMar>
+              <w:top w:w="60" w:type="dxa"/>
+              <w:left w:w="90" w:type="dxa"/>
+              <w:bottom w:w="60" w:type="dxa"/>
+              <w:right w:w="90" w:type="dxa"/>
+            </w:tcMar>
+            <w:vAlign w:val="center"/>
+            <w:hideMark/>
+          </w:tcPr>
+          <w:p>
+            <w:r>
+              <w:t>Racine — regroupe tous les modules</w:t>
+            </w:r>
+          </w:p>
+        </w:tc>
+      </w:tr>
+      <w:tr>
+        <w:trPr>
+          <w:tblCellSpacing w:w="15" w:type="dxa"/>
+        </w:trPr>
+        <w:tc>
+          <w:tcPr>
+            <w:tcW w:w="0" w:type="auto"/>
+            <w:tcBorders>
+              <w:top w:val="nil"/>
+              <w:left w:val="nil"/>
+            </w:tcBorders>
+            <w:tcMar>
+              <w:top w:w="60" w:type="dxa"/>
+              <w:left w:w="90" w:type="dxa"/>
+              <w:bottom w:w="60" w:type="dxa"/>
+              <w:right w:w="90" w:type="dxa"/>
+            </w:tcMar>
+            <w:vAlign w:val="center"/>
+            <w:hideMark/>
+          </w:tcPr>
+          <w:p>
+            <w:proofErr w:type="spellStart"/>
+            <w:proofErr w:type="gramStart"/>
+            <w:r>
+              <w:rPr>
+                <w:b/>
+                <w:bCs/>
+              </w:rPr>
+              <w:t>module</w:t>
+            </w:r>
+            <w:proofErr w:type="gramEnd"/>
+            <w:r>
+              <w:rPr>
+                <w:b/>
+                <w:bCs/>
+              </w:rPr>
+              <w:t>.ts</w:t>
+            </w:r>
+            <w:proofErr w:type="spellEnd"/>
+          </w:p>
+        </w:tc>
+        <w:tc>
+          <w:tcPr>
+            <w:tcW w:w="0" w:type="auto"/>
+            <w:tcBorders>
+              <w:top w:val="nil"/>
+              <w:left w:val="nil"/>
+              <w:right w:val="nil"/>
+            </w:tcBorders>
+            <w:tcMar>
+              <w:top w:w="60" w:type="dxa"/>
+              <w:left w:w="90" w:type="dxa"/>
+              <w:bottom w:w="60" w:type="dxa"/>
+              <w:right w:w="90" w:type="dxa"/>
+            </w:tcMar>
+            <w:vAlign w:val="center"/>
+            <w:hideMark/>
+          </w:tcPr>
+          <w:p>
+            <w:r>
+              <w:t>Conteneur d'un domaine (</w:t>
+            </w:r>
+            <w:proofErr w:type="spellStart"/>
+            <w:r>
+              <w:t>controllers</w:t>
+            </w:r>
+            <w:proofErr w:type="spellEnd"/>
+            <w:r>
+              <w:t xml:space="preserve"> + services)</w:t>
+            </w:r>
+          </w:p>
+        </w:tc>
+      </w:tr>
+      <w:tr>
+        <w:trPr>
+          <w:tblCellSpacing w:w="15" w:type="dxa"/>
+        </w:trPr>
+        <w:tc>
+          <w:tcPr>
+            <w:tcW w:w="0" w:type="auto"/>
+            <w:tcBorders>
+              <w:top w:val="nil"/>
+              <w:left w:val="nil"/>
+            </w:tcBorders>
+            <w:tcMar>
+              <w:top w:w="60" w:type="dxa"/>
+              <w:left w:w="90" w:type="dxa"/>
+              <w:bottom w:w="60" w:type="dxa"/>
+              <w:right w:w="90" w:type="dxa"/>
+            </w:tcMar>
+            <w:vAlign w:val="center"/>
+            <w:hideMark/>
+          </w:tcPr>
+          <w:p>
+            <w:proofErr w:type="spellStart"/>
+            <w:proofErr w:type="gramStart"/>
+            <w:r>
+              <w:rPr>
+                <w:b/>
+                <w:bCs/>
+              </w:rPr>
+              <w:t>controller</w:t>
+            </w:r>
+            <w:proofErr w:type="gramEnd"/>
+            <w:r>
+              <w:rPr>
+                <w:b/>
+                <w:bCs/>
+              </w:rPr>
+              <w:t>.ts</w:t>
+            </w:r>
+            <w:proofErr w:type="spellEnd"/>
+          </w:p>
+        </w:tc>
+        <w:tc>
+          <w:tcPr>
+            <w:tcW w:w="0" w:type="auto"/>
+            <w:tcBorders>
+              <w:top w:val="nil"/>
+              <w:left w:val="nil"/>
+              <w:right w:val="nil"/>
+            </w:tcBorders>
+            <w:tcMar>
+              <w:top w:w="60" w:type="dxa"/>
+              <w:left w:w="90" w:type="dxa"/>
+              <w:bottom w:w="60" w:type="dxa"/>
+              <w:right w:w="90" w:type="dxa"/>
+            </w:tcMar>
+            <w:vAlign w:val="center"/>
+            <w:hideMark/>
+          </w:tcPr>
+          <w:p>
+            <w:r>
+              <w:t>Reçoit HTTP, appelle service</w:t>
+            </w:r>
+          </w:p>
+        </w:tc>
+      </w:tr>
+      <w:tr>
+        <w:trPr>
+          <w:tblCellSpacing w:w="15" w:type="dxa"/>
+        </w:trPr>
+        <w:tc>
+          <w:tcPr>
+            <w:tcW w:w="0" w:type="auto"/>
+            <w:tcBorders>
+              <w:top w:val="nil"/>
+              <w:left w:val="nil"/>
+            </w:tcBorders>
+            <w:tcMar>
+              <w:top w:w="60" w:type="dxa"/>
+              <w:left w:w="90" w:type="dxa"/>
+              <w:bottom w:w="60" w:type="dxa"/>
+              <w:right w:w="90" w:type="dxa"/>
+            </w:tcMar>
+            <w:vAlign w:val="center"/>
+            <w:hideMark/>
+          </w:tcPr>
+          <w:p>
+            <w:proofErr w:type="spellStart"/>
+            <w:proofErr w:type="gramStart"/>
+            <w:r>
+              <w:rPr>
+                <w:b/>
+                <w:bCs/>
+              </w:rPr>
+              <w:t>service</w:t>
+            </w:r>
+            <w:proofErr w:type="gramEnd"/>
+            <w:r>
+              <w:rPr>
+                <w:b/>
+                <w:bCs/>
+              </w:rPr>
+              <w:t>.ts</w:t>
+            </w:r>
+            <w:proofErr w:type="spellEnd"/>
+          </w:p>
+        </w:tc>
+        <w:tc>
+          <w:tcPr>
+            <w:tcW w:w="0" w:type="auto"/>
+            <w:tcBorders>
+              <w:top w:val="nil"/>
+              <w:left w:val="nil"/>
+              <w:right w:val="nil"/>
+            </w:tcBorders>
+            <w:tcMar>
+              <w:top w:w="60" w:type="dxa"/>
+              <w:left w:w="90" w:type="dxa"/>
+              <w:bottom w:w="60" w:type="dxa"/>
+              <w:right w:w="90" w:type="dxa"/>
+            </w:tcMar>
+            <w:vAlign w:val="center"/>
+            <w:hideMark/>
+          </w:tcPr>
+          <w:p>
+            <w:r>
+              <w:t>Logique métier + accès BD</w:t>
+            </w:r>
+          </w:p>
+        </w:tc>
+      </w:tr>
+      <w:tr>
+        <w:trPr>
+          <w:tblCellSpacing w:w="15" w:type="dxa"/>
+        </w:trPr>
+        <w:tc>
+          <w:tcPr>
+            <w:tcW w:w="0" w:type="auto"/>
+            <w:tcBorders>
+              <w:top w:val="nil"/>
+              <w:left w:val="nil"/>
+            </w:tcBorders>
+            <w:tcMar>
+              <w:top w:w="60" w:type="dxa"/>
+              <w:left w:w="90" w:type="dxa"/>
+              <w:bottom w:w="60" w:type="dxa"/>
+              <w:right w:w="90" w:type="dxa"/>
+            </w:tcMar>
+            <w:vAlign w:val="center"/>
+            <w:hideMark/>
+          </w:tcPr>
+          <w:p>
+            <w:proofErr w:type="spellStart"/>
+            <w:proofErr w:type="gramStart"/>
+            <w:r>
+              <w:rPr>
+                <w:b/>
+                <w:bCs/>
+              </w:rPr>
+              <w:t>dto</w:t>
+            </w:r>
+            <w:proofErr w:type="gramEnd"/>
+            <w:r>
+              <w:rPr>
+                <w:b/>
+                <w:bCs/>
+              </w:rPr>
+              <w:t>.ts</w:t>
+            </w:r>
+            <w:proofErr w:type="spellEnd"/>
+          </w:p>
+        </w:tc>
+        <w:tc>
+          <w:tcPr>
+            <w:tcW w:w="0" w:type="auto"/>
+            <w:tcBorders>
+              <w:top w:val="nil"/>
+              <w:left w:val="nil"/>
+              <w:right w:val="nil"/>
+            </w:tcBorders>
+            <w:tcMar>
+              <w:top w:w="60" w:type="dxa"/>
+              <w:left w:w="90" w:type="dxa"/>
+              <w:bottom w:w="60" w:type="dxa"/>
+              <w:right w:w="90" w:type="dxa"/>
+            </w:tcMar>
+            <w:vAlign w:val="center"/>
+            <w:hideMark/>
+          </w:tcPr>
+          <w:p>
+            <w:r>
+              <w:t>Valide les données du client</w:t>
+            </w:r>
+          </w:p>
+        </w:tc>
+      </w:tr>
+      <w:tr>
+        <w:trPr>
+          <w:tblCellSpacing w:w="15" w:type="dxa"/>
+        </w:trPr>
+        <w:tc>
+          <w:tcPr>
+            <w:tcW w:w="0" w:type="auto"/>
+            <w:tcBorders>
+              <w:top w:val="nil"/>
+              <w:left w:val="nil"/>
+            </w:tcBorders>
+            <w:tcMar>
+              <w:top w:w="60" w:type="dxa"/>
+              <w:left w:w="90" w:type="dxa"/>
+              <w:bottom w:w="60" w:type="dxa"/>
+              <w:right w:w="90" w:type="dxa"/>
+            </w:tcMar>
+            <w:vAlign w:val="center"/>
+            <w:hideMark/>
+          </w:tcPr>
+          <w:p>
+            <w:proofErr w:type="gramStart"/>
+            <w:r>
+              <w:rPr>
+                <w:b/>
+                <w:bCs/>
+              </w:rPr>
+              <w:t>middleware</w:t>
+            </w:r>
+            <w:proofErr w:type="gramEnd"/>
+          </w:p>
+        </w:tc>
+        <w:tc>
+          <w:tcPr>
+            <w:tcW w:w="0" w:type="auto"/>
+            <w:tcBorders>
+              <w:top w:val="nil"/>
+              <w:left w:val="nil"/>
+              <w:right w:val="nil"/>
+            </w:tcBorders>
+            <w:tcMar>
+              <w:top w:w="60" w:type="dxa"/>
+              <w:left w:w="90" w:type="dxa"/>
+              <w:bottom w:w="60" w:type="dxa"/>
+              <w:right w:w="90" w:type="dxa"/>
+            </w:tcMar>
+            <w:vAlign w:val="center"/>
+            <w:hideMark/>
+          </w:tcPr>
+          <w:p>
+            <w:r>
+              <w:t>Prétraite les requêtes (</w:t>
+            </w:r>
+            <w:proofErr w:type="gramStart"/>
+            <w:r>
+              <w:t>ex:</w:t>
+            </w:r>
+            <w:proofErr w:type="gramEnd"/>
+            <w:r>
+              <w:t xml:space="preserve"> </w:t>
+            </w:r>
+            <w:proofErr w:type="spellStart"/>
+            <w:r>
+              <w:t>correlationId</w:t>
+            </w:r>
+            <w:proofErr w:type="spellEnd"/>
+            <w:r>
+              <w:t>)</w:t>
+            </w:r>
+          </w:p>
+        </w:tc>
+      </w:tr>
+      <w:tr>
+        <w:trPr>
+          <w:tblCellSpacing w:w="15" w:type="dxa"/>
+        </w:trPr>
+        <w:tc>
+          <w:tcPr>
+            <w:tcW w:w="0" w:type="auto"/>
+            <w:tcBorders>
+              <w:top w:val="nil"/>
+              <w:left w:val="nil"/>
+              <w:bottom w:val="nil"/>
+            </w:tcBorders>
+            <w:tcMar>
+              <w:top w:w="60" w:type="dxa"/>
+              <w:left w:w="90" w:type="dxa"/>
+              <w:bottom w:w="60" w:type="dxa"/>
+              <w:right w:w="90" w:type="dxa"/>
+            </w:tcMar>
+            <w:vAlign w:val="center"/>
+            <w:hideMark/>
+          </w:tcPr>
+          <w:p>
+            <w:proofErr w:type="spellStart"/>
+            <w:proofErr w:type="gramStart"/>
+            <w:r>
+              <w:rPr>
+                <w:b/>
+                <w:bCs/>
+              </w:rPr>
+              <w:t>guard</w:t>
+            </w:r>
+            <w:proofErr w:type="spellEnd"/>
+            <w:proofErr w:type="gramEnd"/>
+          </w:p>
+        </w:tc>
+        <w:tc>
+          <w:tcPr>
+            <w:tcW w:w="0" w:type="auto"/>
+            <w:tcBorders>
+              <w:top w:val="nil"/>
+              <w:left w:val="nil"/>
+              <w:bottom w:val="nil"/>
+              <w:right w:val="nil"/>
+            </w:tcBorders>
+            <w:tcMar>
+              <w:top w:w="60" w:type="dxa"/>
+              <w:left w:w="90" w:type="dxa"/>
+              <w:bottom w:w="60" w:type="dxa"/>
+              <w:right w:w="90" w:type="dxa"/>
+            </w:tcMar>
+            <w:vAlign w:val="center"/>
+            <w:hideMark/>
+          </w:tcPr>
+          <w:p>
+            <w:r>
+              <w:t>Sécurité (</w:t>
+            </w:r>
+            <w:proofErr w:type="spellStart"/>
+            <w:r>
+              <w:t>auth</w:t>
+            </w:r>
+            <w:proofErr w:type="spellEnd"/>
+            <w:r>
+              <w:t xml:space="preserve">, rate </w:t>
+            </w:r>
+            <w:proofErr w:type="spellStart"/>
+            <w:r>
+              <w:t>limit</w:t>
+            </w:r>
+            <w:proofErr w:type="spellEnd"/>
+            <w:r>
+              <w:t>)</w:t>
+            </w:r>
+          </w:p>
+        </w:tc>
+      </w:tr>
+    </w:tbl>
+    <w:p>
+      <w:r>
+        <w:rPr>
+          <w:b/>
+          <w:bCs/>
+        </w:rPr>
+        <w:lastRenderedPageBreak/>
+        <w:t>Résumé en 1 phrase :</w:t>
+      </w:r>
+      <w:r>
+        <w:t> </w:t>
+      </w:r>
+      <w:proofErr w:type="spellStart"/>
+      <w:r>
+        <w:t>NestJS</w:t>
+      </w:r>
+      <w:proofErr w:type="spellEnd"/>
+      <w:r>
+        <w:t xml:space="preserve"> = </w:t>
+      </w:r>
+      <w:r>
+        <w:rPr>
+          <w:b/>
+          <w:bCs/>
+        </w:rPr>
+        <w:t xml:space="preserve">Modules → </w:t>
+      </w:r>
+      <w:proofErr w:type="spellStart"/>
+      <w:r>
+        <w:rPr>
+          <w:b/>
+          <w:bCs/>
+        </w:rPr>
+        <w:t>Controllers</w:t>
+      </w:r>
+      <w:proofErr w:type="spellEnd"/>
+      <w:r>
+        <w:rPr>
+          <w:b/>
+          <w:bCs/>
+        </w:rPr>
+        <w:t xml:space="preserve"> → Services → Base de données</w:t>
+      </w:r>
+      <w:r>
+        <w:t>, avec injection de dépendances automatique et validation stricte.</w:t>
+      </w:r>
+    </w:p>
+    <w:p/>
+    <w:p>
+      <w:pPr>
+        <w:rPr>
+          <w:b/>
+          <w:bCs/>
+        </w:rPr>
+      </w:pPr>
+      <w:r>
+        <w:t xml:space="preserve">1 - </w:t>
+      </w:r>
+      <w:proofErr w:type="spellStart"/>
+      <w:r>
+        <w:rPr>
+          <w:b/>
+          <w:bCs/>
+        </w:rPr>
+        <w:t>Separate</w:t>
+      </w:r>
+      <w:proofErr w:type="spellEnd"/>
+      <w:r>
+        <w:rPr>
+          <w:b/>
+          <w:bCs/>
+        </w:rPr>
+        <w:t xml:space="preserve"> Schema</w:t>
       </w:r>
     </w:p>
     <w:p>
@@ -72,34 +3683,114 @@
           <w:numId w:val="1"/>
         </w:numPr>
       </w:pPr>
+      <w:proofErr w:type="gramStart"/>
       <w:r>
         <w:t>Example:</w:t>
       </w:r>
-    </w:p>
-    <w:p>
-      <w:r>
-        <w:t>Database: myapp</w:t>
-      </w:r>
-    </w:p>
-    <w:p>
-      <w:r>
-        <w:t xml:space="preserve">  Schema: user_service</w:t>
-      </w:r>
-    </w:p>
-    <w:p>
-      <w:r>
-        <w:t xml:space="preserve">      Tables: users, profiles</w:t>
-      </w:r>
-    </w:p>
-    <w:p>
-      <w:r>
-        <w:t xml:space="preserve">  Schema: order_service</w:t>
-      </w:r>
-    </w:p>
-    <w:p>
-      <w:r>
-        <w:t xml:space="preserve">      Tables: orders, payments</w:t>
-      </w:r>
+      <w:proofErr w:type="gramEnd"/>
+    </w:p>
+    <w:p>
+      <w:proofErr w:type="spellStart"/>
+      <w:proofErr w:type="gramStart"/>
+      <w:r>
+        <w:t>Database</w:t>
+      </w:r>
+      <w:proofErr w:type="spellEnd"/>
+      <w:r>
+        <w:t>:</w:t>
+      </w:r>
+      <w:proofErr w:type="gramEnd"/>
+      <w:r>
+        <w:t xml:space="preserve"> </w:t>
+      </w:r>
+      <w:proofErr w:type="spellStart"/>
+      <w:r>
+        <w:t>myapp</w:t>
+      </w:r>
+      <w:proofErr w:type="spellEnd"/>
+    </w:p>
+    <w:p>
+      <w:r>
+        <w:t xml:space="preserve">  </w:t>
+      </w:r>
+      <w:proofErr w:type="gramStart"/>
+      <w:r>
+        <w:t>Schema:</w:t>
+      </w:r>
+      <w:proofErr w:type="gramEnd"/>
+      <w:r>
+        <w:t xml:space="preserve"> </w:t>
+      </w:r>
+      <w:proofErr w:type="spellStart"/>
+      <w:r>
+        <w:t>user_service</w:t>
+      </w:r>
+      <w:proofErr w:type="spellEnd"/>
+    </w:p>
+    <w:p>
+      <w:r>
+        <w:t xml:space="preserve">      </w:t>
+      </w:r>
+      <w:proofErr w:type="gramStart"/>
+      <w:r>
+        <w:t>Tables:</w:t>
+      </w:r>
+      <w:proofErr w:type="gramEnd"/>
+      <w:r>
+        <w:t xml:space="preserve"> </w:t>
+      </w:r>
+      <w:proofErr w:type="spellStart"/>
+      <w:r>
+        <w:t>users</w:t>
+      </w:r>
+      <w:proofErr w:type="spellEnd"/>
+      <w:r>
+        <w:t>, profiles</w:t>
+      </w:r>
+    </w:p>
+    <w:p>
+      <w:r>
+        <w:t xml:space="preserve">  </w:t>
+      </w:r>
+      <w:proofErr w:type="gramStart"/>
+      <w:r>
+        <w:t>Schema:</w:t>
+      </w:r>
+      <w:proofErr w:type="gramEnd"/>
+      <w:r>
+        <w:t xml:space="preserve"> </w:t>
+      </w:r>
+      <w:proofErr w:type="spellStart"/>
+      <w:r>
+        <w:t>order_service</w:t>
+      </w:r>
+      <w:proofErr w:type="spellEnd"/>
+    </w:p>
+    <w:p>
+      <w:r>
+        <w:t xml:space="preserve">      </w:t>
+      </w:r>
+      <w:proofErr w:type="gramStart"/>
+      <w:r>
+        <w:t>Tables:</w:t>
+      </w:r>
+      <w:proofErr w:type="gramEnd"/>
+      <w:r>
+        <w:t xml:space="preserve"> </w:t>
+      </w:r>
+      <w:proofErr w:type="spellStart"/>
+      <w:r>
+        <w:t>orders</w:t>
+      </w:r>
+      <w:proofErr w:type="spellEnd"/>
+      <w:r>
+        <w:t xml:space="preserve">, </w:t>
+      </w:r>
+      <w:proofErr w:type="spellStart"/>
+      <w:r>
+        <w:t>payments</w:t>
+      </w:r>
+      <w:proofErr w:type="spellEnd"/>
     </w:p>
     <w:p/>
     <w:p>
@@ -134,7 +3825,15 @@
         <w:t>-</w:t>
       </w:r>
       <w:r>
-        <w:t xml:space="preserve">  Pros: </w:t>
+        <w:t xml:space="preserve">  </w:t>
+      </w:r>
+      <w:proofErr w:type="gramStart"/>
+      <w:r>
+        <w:t>Pros:</w:t>
+      </w:r>
+      <w:proofErr w:type="gramEnd"/>
+      <w:r>
+        <w:t xml:space="preserve"> </w:t>
       </w:r>
     </w:p>
     <w:p>
@@ -161,8 +3860,29 @@
           <w:numId w:val="2"/>
         </w:numPr>
       </w:pPr>
-      <w:r>
-        <w:t xml:space="preserve">Avoids table name conflicts. </w:t>
+      <w:proofErr w:type="spellStart"/>
+      <w:r>
+        <w:t>Avoids</w:t>
+      </w:r>
+      <w:proofErr w:type="spellEnd"/>
+      <w:r>
+        <w:t xml:space="preserve"> table </w:t>
+      </w:r>
+      <w:proofErr w:type="spellStart"/>
+      <w:r>
+        <w:t>name</w:t>
+      </w:r>
+      <w:proofErr w:type="spellEnd"/>
+      <w:r>
+        <w:t xml:space="preserve"> </w:t>
+      </w:r>
+      <w:proofErr w:type="spellStart"/>
+      <w:r>
+        <w:t>conflicts</w:t>
+      </w:r>
+      <w:proofErr w:type="spellEnd"/>
+      <w:r>
+        <w:t xml:space="preserve">. </w:t>
       </w:r>
     </w:p>
     <w:p>
@@ -179,7 +3899,35 @@
         <w:rPr>
           <w:lang w:val="en-US"/>
         </w:rPr>
-        <w:t xml:space="preserve">Still uses a single database instance, so easier to manage than completely separate databases. </w:t>
+        <w:t xml:space="preserve">Still uses a single database instance, so </w:t>
+      </w:r>
+      <w:proofErr w:type="gramStart"/>
+      <w:r>
+        <w:rPr>
+          <w:lang w:val="en-US"/>
+        </w:rPr>
+        <w:t>easier</w:t>
+      </w:r>
+      <w:proofErr w:type="gramEnd"/>
+      <w:r>
+        <w:rPr>
+          <w:lang w:val="en-US"/>
+        </w:rPr>
+        <w:t xml:space="preserve"> to manage than </w:t>
+      </w:r>
+      <w:proofErr w:type="gramStart"/>
+      <w:r>
+        <w:rPr>
+          <w:lang w:val="en-US"/>
+        </w:rPr>
+        <w:t>completely separate</w:t>
+      </w:r>
+      <w:proofErr w:type="gramEnd"/>
+      <w:r>
+        <w:rPr>
+          <w:lang w:val="en-US"/>
+        </w:rPr>
+        <w:t xml:space="preserve"> databases. </w:t>
       </w:r>
     </w:p>
     <w:p>
@@ -187,7 +3935,15 @@
         <w:t>-</w:t>
       </w:r>
       <w:r>
-        <w:t xml:space="preserve"> Cons: </w:t>
+        <w:t xml:space="preserve"> </w:t>
+      </w:r>
+      <w:proofErr w:type="gramStart"/>
+      <w:r>
+        <w:t>Cons:</w:t>
+      </w:r>
+      <w:proofErr w:type="gramEnd"/>
+      <w:r>
+        <w:t xml:space="preserve"> </w:t>
       </w:r>
     </w:p>
     <w:p>
@@ -249,8 +4005,33 @@
           <w:b/>
           <w:bCs/>
         </w:rPr>
-        <w:t>. Shared Postgres</w:t>
-      </w:r>
+        <w:t xml:space="preserve">. </w:t>
+      </w:r>
+      <w:proofErr w:type="spellStart"/>
+      <w:r>
+        <w:rPr>
+          <w:b/>
+          <w:bCs/>
+        </w:rPr>
+        <w:t>Shared</w:t>
+      </w:r>
+      <w:proofErr w:type="spellEnd"/>
+      <w:r>
+        <w:rPr>
+          <w:b/>
+          <w:bCs/>
+        </w:rPr>
+        <w:t xml:space="preserve"> </w:t>
+      </w:r>
+      <w:proofErr w:type="spellStart"/>
+      <w:r>
+        <w:rPr>
+          <w:b/>
+          <w:bCs/>
+        </w:rPr>
+        <w:t>Postgres</w:t>
+      </w:r>
+      <w:proofErr w:type="spellEnd"/>
     </w:p>
     <w:p>
       <w:pPr>
@@ -307,8 +4088,13 @@
           <w:numId w:val="4"/>
         </w:numPr>
       </w:pPr>
-      <w:r>
-        <w:t xml:space="preserve">Pros: </w:t>
+      <w:proofErr w:type="gramStart"/>
+      <w:r>
+        <w:t>Pros:</w:t>
+      </w:r>
+      <w:proofErr w:type="gramEnd"/>
+      <w:r>
+        <w:t xml:space="preserve"> </w:t>
       </w:r>
     </w:p>
     <w:p>
@@ -338,11 +4124,19 @@
           <w:lang w:val="en-US"/>
         </w:rPr>
       </w:pPr>
-      <w:r>
-        <w:rPr>
-          <w:lang w:val="en-US"/>
-        </w:rPr>
-        <w:t xml:space="preserve">Easier to run joins or queries across microservices if needed. </w:t>
+      <w:proofErr w:type="gramStart"/>
+      <w:r>
+        <w:rPr>
+          <w:lang w:val="en-US"/>
+        </w:rPr>
+        <w:t>Easier</w:t>
+      </w:r>
+      <w:proofErr w:type="gramEnd"/>
+      <w:r>
+        <w:rPr>
+          <w:lang w:val="en-US"/>
+        </w:rPr>
+        <w:t xml:space="preserve"> to run joins or queries across microservices if needed. </w:t>
       </w:r>
     </w:p>
     <w:p>
@@ -352,8 +4146,13 @@
           <w:numId w:val="4"/>
         </w:numPr>
       </w:pPr>
-      <w:r>
-        <w:t xml:space="preserve">Cons: </w:t>
+      <w:proofErr w:type="gramStart"/>
+      <w:r>
+        <w:t>Cons:</w:t>
+      </w:r>
+      <w:proofErr w:type="gramEnd"/>
+      <w:r>
+        <w:t xml:space="preserve"> </w:t>
       </w:r>
     </w:p>
     <w:p>
@@ -383,11 +4182,20 @@
           <w:lang w:val="en-US"/>
         </w:rPr>
       </w:pPr>
-      <w:r>
-        <w:rPr>
-          <w:lang w:val="en-US"/>
-        </w:rPr>
-        <w:t xml:space="preserve">Harder to scale independently at the database level. </w:t>
+      <w:proofErr w:type="gramStart"/>
+      <w:r>
+        <w:rPr>
+          <w:lang w:val="en-US"/>
+        </w:rPr>
+        <w:lastRenderedPageBreak/>
+        <w:t>Harder</w:t>
+      </w:r>
+      <w:proofErr w:type="gramEnd"/>
+      <w:r>
+        <w:rPr>
+          <w:lang w:val="en-US"/>
+        </w:rPr>
+        <w:t xml:space="preserve"> to scale independently at the database level. </w:t>
       </w:r>
     </w:p>
     <w:p>
@@ -465,6 +4273,7 @@
                 <w14:ligatures w14:val="none"/>
               </w:rPr>
             </w:pPr>
+            <w:proofErr w:type="spellStart"/>
             <w:r>
               <w:rPr>
                 <w:rFonts w:ascii="Times New Roman" w:eastAsia="Times New Roman" w:hAnsi="Times New Roman" w:cs="Times New Roman"/>
@@ -478,6 +4287,7 @@
               </w:rPr>
               <w:t>Approach</w:t>
             </w:r>
+            <w:proofErr w:type="spellEnd"/>
           </w:p>
         </w:tc>
         <w:tc>
@@ -611,6 +4421,7 @@
                 <w14:ligatures w14:val="none"/>
               </w:rPr>
             </w:pPr>
+            <w:proofErr w:type="spellStart"/>
             <w:r>
               <w:rPr>
                 <w:rFonts w:ascii="Times New Roman" w:eastAsia="Times New Roman" w:hAnsi="Times New Roman" w:cs="Times New Roman"/>
@@ -620,7 +4431,43 @@
                 <w:lang w:eastAsia="fr-FR"/>
                 <w14:ligatures w14:val="none"/>
               </w:rPr>
-              <w:t>Shared DB, Shared Schema</w:t>
+              <w:t>Shared</w:t>
+            </w:r>
+            <w:proofErr w:type="spellEnd"/>
+            <w:r>
+              <w:rPr>
+                <w:rFonts w:ascii="Times New Roman" w:eastAsia="Times New Roman" w:hAnsi="Times New Roman" w:cs="Times New Roman"/>
+                <w:kern w:val="0"/>
+                <w:sz w:val="24"/>
+                <w:szCs w:val="24"/>
+                <w:lang w:eastAsia="fr-FR"/>
+                <w14:ligatures w14:val="none"/>
+              </w:rPr>
+              <w:t xml:space="preserve"> DB, </w:t>
+            </w:r>
+            <w:proofErr w:type="spellStart"/>
+            <w:r>
+              <w:rPr>
+                <w:rFonts w:ascii="Times New Roman" w:eastAsia="Times New Roman" w:hAnsi="Times New Roman" w:cs="Times New Roman"/>
+                <w:kern w:val="0"/>
+                <w:sz w:val="24"/>
+                <w:szCs w:val="24"/>
+                <w:lang w:eastAsia="fr-FR"/>
+                <w14:ligatures w14:val="none"/>
+              </w:rPr>
+              <w:t>Shared</w:t>
+            </w:r>
+            <w:proofErr w:type="spellEnd"/>
+            <w:r>
+              <w:rPr>
+                <w:rFonts w:ascii="Times New Roman" w:eastAsia="Times New Roman" w:hAnsi="Times New Roman" w:cs="Times New Roman"/>
+                <w:kern w:val="0"/>
+                <w:sz w:val="24"/>
+                <w:szCs w:val="24"/>
+                <w:lang w:eastAsia="fr-FR"/>
+                <w14:ligatures w14:val="none"/>
+              </w:rPr>
+              <w:t xml:space="preserve"> Schema</w:t>
             </w:r>
           </w:p>
         </w:tc>
@@ -682,8 +4529,45 @@
                 <w:lang w:eastAsia="fr-FR"/>
                 <w14:ligatures w14:val="none"/>
               </w:rPr>
-              <w:t>Simple, easy queries</w:t>
-            </w:r>
+              <w:t xml:space="preserve">Simple, </w:t>
+            </w:r>
+            <w:proofErr w:type="spellStart"/>
+            <w:r>
+              <w:rPr>
+                <w:rFonts w:ascii="Times New Roman" w:eastAsia="Times New Roman" w:hAnsi="Times New Roman" w:cs="Times New Roman"/>
+                <w:kern w:val="0"/>
+                <w:sz w:val="24"/>
+                <w:szCs w:val="24"/>
+                <w:lang w:eastAsia="fr-FR"/>
+                <w14:ligatures w14:val="none"/>
+              </w:rPr>
+              <w:t>easy</w:t>
+            </w:r>
+            <w:proofErr w:type="spellEnd"/>
+            <w:r>
+              <w:rPr>
+                <w:rFonts w:ascii="Times New Roman" w:eastAsia="Times New Roman" w:hAnsi="Times New Roman" w:cs="Times New Roman"/>
+                <w:kern w:val="0"/>
+                <w:sz w:val="24"/>
+                <w:szCs w:val="24"/>
+                <w:lang w:eastAsia="fr-FR"/>
+                <w14:ligatures w14:val="none"/>
+              </w:rPr>
+              <w:t xml:space="preserve"> </w:t>
+            </w:r>
+            <w:proofErr w:type="spellStart"/>
+            <w:r>
+              <w:rPr>
+                <w:rFonts w:ascii="Times New Roman" w:eastAsia="Times New Roman" w:hAnsi="Times New Roman" w:cs="Times New Roman"/>
+                <w:kern w:val="0"/>
+                <w:sz w:val="24"/>
+                <w:szCs w:val="24"/>
+                <w:lang w:eastAsia="fr-FR"/>
+                <w14:ligatures w14:val="none"/>
+              </w:rPr>
+              <w:t>queries</w:t>
+            </w:r>
+            <w:proofErr w:type="spellEnd"/>
           </w:p>
         </w:tc>
         <w:tc>
@@ -713,8 +4597,45 @@
                 <w:lang w:eastAsia="fr-FR"/>
                 <w14:ligatures w14:val="none"/>
               </w:rPr>
-              <w:t>High coupling, conflicts</w:t>
-            </w:r>
+              <w:t xml:space="preserve">High </w:t>
+            </w:r>
+            <w:proofErr w:type="spellStart"/>
+            <w:r>
+              <w:rPr>
+                <w:rFonts w:ascii="Times New Roman" w:eastAsia="Times New Roman" w:hAnsi="Times New Roman" w:cs="Times New Roman"/>
+                <w:kern w:val="0"/>
+                <w:sz w:val="24"/>
+                <w:szCs w:val="24"/>
+                <w:lang w:eastAsia="fr-FR"/>
+                <w14:ligatures w14:val="none"/>
+              </w:rPr>
+              <w:t>coupling</w:t>
+            </w:r>
+            <w:proofErr w:type="spellEnd"/>
+            <w:r>
+              <w:rPr>
+                <w:rFonts w:ascii="Times New Roman" w:eastAsia="Times New Roman" w:hAnsi="Times New Roman" w:cs="Times New Roman"/>
+                <w:kern w:val="0"/>
+                <w:sz w:val="24"/>
+                <w:szCs w:val="24"/>
+                <w:lang w:eastAsia="fr-FR"/>
+                <w14:ligatures w14:val="none"/>
+              </w:rPr>
+              <w:t xml:space="preserve">, </w:t>
+            </w:r>
+            <w:proofErr w:type="spellStart"/>
+            <w:r>
+              <w:rPr>
+                <w:rFonts w:ascii="Times New Roman" w:eastAsia="Times New Roman" w:hAnsi="Times New Roman" w:cs="Times New Roman"/>
+                <w:kern w:val="0"/>
+                <w:sz w:val="24"/>
+                <w:szCs w:val="24"/>
+                <w:lang w:eastAsia="fr-FR"/>
+                <w14:ligatures w14:val="none"/>
+              </w:rPr>
+              <w:t>conflicts</w:t>
+            </w:r>
+            <w:proofErr w:type="spellEnd"/>
           </w:p>
         </w:tc>
       </w:tr>
@@ -740,6 +4661,7 @@
                 <w14:ligatures w14:val="none"/>
               </w:rPr>
             </w:pPr>
+            <w:proofErr w:type="spellStart"/>
             <w:r>
               <w:rPr>
                 <w:rFonts w:ascii="Times New Roman" w:eastAsia="Times New Roman" w:hAnsi="Times New Roman" w:cs="Times New Roman"/>
@@ -749,7 +4671,43 @@
                 <w:lang w:eastAsia="fr-FR"/>
                 <w14:ligatures w14:val="none"/>
               </w:rPr>
-              <w:t>Shared DB, Separate Schema</w:t>
+              <w:t>Shared</w:t>
+            </w:r>
+            <w:proofErr w:type="spellEnd"/>
+            <w:r>
+              <w:rPr>
+                <w:rFonts w:ascii="Times New Roman" w:eastAsia="Times New Roman" w:hAnsi="Times New Roman" w:cs="Times New Roman"/>
+                <w:kern w:val="0"/>
+                <w:sz w:val="24"/>
+                <w:szCs w:val="24"/>
+                <w:lang w:eastAsia="fr-FR"/>
+                <w14:ligatures w14:val="none"/>
+              </w:rPr>
+              <w:t xml:space="preserve"> DB, </w:t>
+            </w:r>
+            <w:proofErr w:type="spellStart"/>
+            <w:r>
+              <w:rPr>
+                <w:rFonts w:ascii="Times New Roman" w:eastAsia="Times New Roman" w:hAnsi="Times New Roman" w:cs="Times New Roman"/>
+                <w:kern w:val="0"/>
+                <w:sz w:val="24"/>
+                <w:szCs w:val="24"/>
+                <w:lang w:eastAsia="fr-FR"/>
+                <w14:ligatures w14:val="none"/>
+              </w:rPr>
+              <w:t>Separate</w:t>
+            </w:r>
+            <w:proofErr w:type="spellEnd"/>
+            <w:r>
+              <w:rPr>
+                <w:rFonts w:ascii="Times New Roman" w:eastAsia="Times New Roman" w:hAnsi="Times New Roman" w:cs="Times New Roman"/>
+                <w:kern w:val="0"/>
+                <w:sz w:val="24"/>
+                <w:szCs w:val="24"/>
+                <w:lang w:eastAsia="fr-FR"/>
+                <w14:ligatures w14:val="none"/>
+              </w:rPr>
+              <w:t xml:space="preserve"> Schema</w:t>
             </w:r>
           </w:p>
         </w:tc>
@@ -802,6 +4760,7 @@
                 <w14:ligatures w14:val="none"/>
               </w:rPr>
             </w:pPr>
+            <w:proofErr w:type="spellStart"/>
             <w:r>
               <w:rPr>
                 <w:rFonts w:ascii="Times New Roman" w:eastAsia="Times New Roman" w:hAnsi="Times New Roman" w:cs="Times New Roman"/>
@@ -811,8 +4770,81 @@
                 <w:lang w:eastAsia="fr-FR"/>
                 <w14:ligatures w14:val="none"/>
               </w:rPr>
-              <w:t>Logical separation, avoids conflicts</w:t>
-            </w:r>
+              <w:t>Logical</w:t>
+            </w:r>
+            <w:proofErr w:type="spellEnd"/>
+            <w:r>
+              <w:rPr>
+                <w:rFonts w:ascii="Times New Roman" w:eastAsia="Times New Roman" w:hAnsi="Times New Roman" w:cs="Times New Roman"/>
+                <w:kern w:val="0"/>
+                <w:sz w:val="24"/>
+                <w:szCs w:val="24"/>
+                <w:lang w:eastAsia="fr-FR"/>
+                <w14:ligatures w14:val="none"/>
+              </w:rPr>
+              <w:t xml:space="preserve"> </w:t>
+            </w:r>
+            <w:proofErr w:type="spellStart"/>
+            <w:r>
+              <w:rPr>
+                <w:rFonts w:ascii="Times New Roman" w:eastAsia="Times New Roman" w:hAnsi="Times New Roman" w:cs="Times New Roman"/>
+                <w:kern w:val="0"/>
+                <w:sz w:val="24"/>
+                <w:szCs w:val="24"/>
+                <w:lang w:eastAsia="fr-FR"/>
+                <w14:ligatures w14:val="none"/>
+              </w:rPr>
+              <w:t>separation</w:t>
+            </w:r>
+            <w:proofErr w:type="spellEnd"/>
+            <w:r>
+              <w:rPr>
+                <w:rFonts w:ascii="Times New Roman" w:eastAsia="Times New Roman" w:hAnsi="Times New Roman" w:cs="Times New Roman"/>
+                <w:kern w:val="0"/>
+                <w:sz w:val="24"/>
+                <w:szCs w:val="24"/>
+                <w:lang w:eastAsia="fr-FR"/>
+                <w14:ligatures w14:val="none"/>
+              </w:rPr>
+              <w:t xml:space="preserve">, </w:t>
+            </w:r>
+            <w:proofErr w:type="spellStart"/>
+            <w:r>
+              <w:rPr>
+                <w:rFonts w:ascii="Times New Roman" w:eastAsia="Times New Roman" w:hAnsi="Times New Roman" w:cs="Times New Roman"/>
+                <w:kern w:val="0"/>
+                <w:sz w:val="24"/>
+                <w:szCs w:val="24"/>
+                <w:lang w:eastAsia="fr-FR"/>
+                <w14:ligatures w14:val="none"/>
+              </w:rPr>
+              <w:t>avoids</w:t>
+            </w:r>
+            <w:proofErr w:type="spellEnd"/>
+            <w:r>
+              <w:rPr>
+                <w:rFonts w:ascii="Times New Roman" w:eastAsia="Times New Roman" w:hAnsi="Times New Roman" w:cs="Times New Roman"/>
+                <w:kern w:val="0"/>
+                <w:sz w:val="24"/>
+                <w:szCs w:val="24"/>
+                <w:lang w:eastAsia="fr-FR"/>
+                <w14:ligatures w14:val="none"/>
+              </w:rPr>
+              <w:t xml:space="preserve"> </w:t>
+            </w:r>
+            <w:proofErr w:type="spellStart"/>
+            <w:r>
+              <w:rPr>
+                <w:rFonts w:ascii="Times New Roman" w:eastAsia="Times New Roman" w:hAnsi="Times New Roman" w:cs="Times New Roman"/>
+                <w:kern w:val="0"/>
+                <w:sz w:val="24"/>
+                <w:szCs w:val="24"/>
+                <w:lang w:eastAsia="fr-FR"/>
+                <w14:ligatures w14:val="none"/>
+              </w:rPr>
+              <w:t>conflicts</w:t>
+            </w:r>
+            <w:proofErr w:type="spellEnd"/>
           </w:p>
         </w:tc>
         <w:tc>
@@ -842,8 +4874,69 @@
                 <w:lang w:eastAsia="fr-FR"/>
                 <w14:ligatures w14:val="none"/>
               </w:rPr>
-              <w:t>Some coupling, scaling limits</w:t>
-            </w:r>
+              <w:t xml:space="preserve">Some </w:t>
+            </w:r>
+            <w:proofErr w:type="spellStart"/>
+            <w:r>
+              <w:rPr>
+                <w:rFonts w:ascii="Times New Roman" w:eastAsia="Times New Roman" w:hAnsi="Times New Roman" w:cs="Times New Roman"/>
+                <w:kern w:val="0"/>
+                <w:sz w:val="24"/>
+                <w:szCs w:val="24"/>
+                <w:lang w:eastAsia="fr-FR"/>
+                <w14:ligatures w14:val="none"/>
+              </w:rPr>
+              <w:t>coupling</w:t>
+            </w:r>
+            <w:proofErr w:type="spellEnd"/>
+            <w:r>
+              <w:rPr>
+                <w:rFonts w:ascii="Times New Roman" w:eastAsia="Times New Roman" w:hAnsi="Times New Roman" w:cs="Times New Roman"/>
+                <w:kern w:val="0"/>
+                <w:sz w:val="24"/>
+                <w:szCs w:val="24"/>
+                <w:lang w:eastAsia="fr-FR"/>
+                <w14:ligatures w14:val="none"/>
+              </w:rPr>
+              <w:t xml:space="preserve">, </w:t>
+            </w:r>
+            <w:proofErr w:type="spellStart"/>
+            <w:r>
+              <w:rPr>
+                <w:rFonts w:ascii="Times New Roman" w:eastAsia="Times New Roman" w:hAnsi="Times New Roman" w:cs="Times New Roman"/>
+                <w:kern w:val="0"/>
+                <w:sz w:val="24"/>
+                <w:szCs w:val="24"/>
+                <w:lang w:eastAsia="fr-FR"/>
+                <w14:ligatures w14:val="none"/>
+              </w:rPr>
+              <w:t>scaling</w:t>
+            </w:r>
+            <w:proofErr w:type="spellEnd"/>
+            <w:r>
+              <w:rPr>
+                <w:rFonts w:ascii="Times New Roman" w:eastAsia="Times New Roman" w:hAnsi="Times New Roman" w:cs="Times New Roman"/>
+                <w:kern w:val="0"/>
+                <w:sz w:val="24"/>
+                <w:szCs w:val="24"/>
+                <w:lang w:eastAsia="fr-FR"/>
+                <w14:ligatures w14:val="none"/>
+              </w:rPr>
+              <w:t xml:space="preserve"> </w:t>
+            </w:r>
+            <w:proofErr w:type="spellStart"/>
+            <w:r>
+              <w:rPr>
+                <w:rFonts w:ascii="Times New Roman" w:eastAsia="Times New Roman" w:hAnsi="Times New Roman" w:cs="Times New Roman"/>
+                <w:kern w:val="0"/>
+                <w:sz w:val="24"/>
+                <w:szCs w:val="24"/>
+                <w:lang w:eastAsia="fr-FR"/>
+                <w14:ligatures w14:val="none"/>
+              </w:rPr>
+              <w:t>limits</w:t>
+            </w:r>
+            <w:proofErr w:type="spellEnd"/>
           </w:p>
         </w:tc>
       </w:tr>
@@ -869,6 +4962,7 @@
                 <w14:ligatures w14:val="none"/>
               </w:rPr>
             </w:pPr>
+            <w:proofErr w:type="spellStart"/>
             <w:r>
               <w:rPr>
                 <w:rFonts w:ascii="Times New Roman" w:eastAsia="Times New Roman" w:hAnsi="Times New Roman" w:cs="Times New Roman"/>
@@ -878,8 +4972,33 @@
                 <w:lang w:eastAsia="fr-FR"/>
                 <w14:ligatures w14:val="none"/>
               </w:rPr>
-              <w:t>Separate DB per microservice</w:t>
-            </w:r>
+              <w:t>Separate</w:t>
+            </w:r>
+            <w:proofErr w:type="spellEnd"/>
+            <w:r>
+              <w:rPr>
+                <w:rFonts w:ascii="Times New Roman" w:eastAsia="Times New Roman" w:hAnsi="Times New Roman" w:cs="Times New Roman"/>
+                <w:kern w:val="0"/>
+                <w:sz w:val="24"/>
+                <w:szCs w:val="24"/>
+                <w:lang w:eastAsia="fr-FR"/>
+                <w14:ligatures w14:val="none"/>
+              </w:rPr>
+              <w:t xml:space="preserve"> DB per </w:t>
+            </w:r>
+            <w:proofErr w:type="spellStart"/>
+            <w:r>
+              <w:rPr>
+                <w:rFonts w:ascii="Times New Roman" w:eastAsia="Times New Roman" w:hAnsi="Times New Roman" w:cs="Times New Roman"/>
+                <w:kern w:val="0"/>
+                <w:sz w:val="24"/>
+                <w:szCs w:val="24"/>
+                <w:lang w:eastAsia="fr-FR"/>
+                <w14:ligatures w14:val="none"/>
+              </w:rPr>
+              <w:t>microservice</w:t>
+            </w:r>
+            <w:proofErr w:type="spellEnd"/>
           </w:p>
         </w:tc>
         <w:tc>
@@ -940,8 +5059,45 @@
                 <w:lang w:eastAsia="fr-FR"/>
                 <w14:ligatures w14:val="none"/>
               </w:rPr>
-              <w:t>Full isolation, independent scaling</w:t>
-            </w:r>
+              <w:t xml:space="preserve">Full isolation, </w:t>
+            </w:r>
+            <w:proofErr w:type="spellStart"/>
+            <w:r>
+              <w:rPr>
+                <w:rFonts w:ascii="Times New Roman" w:eastAsia="Times New Roman" w:hAnsi="Times New Roman" w:cs="Times New Roman"/>
+                <w:kern w:val="0"/>
+                <w:sz w:val="24"/>
+                <w:szCs w:val="24"/>
+                <w:lang w:eastAsia="fr-FR"/>
+                <w14:ligatures w14:val="none"/>
+              </w:rPr>
+              <w:t>independent</w:t>
+            </w:r>
+            <w:proofErr w:type="spellEnd"/>
+            <w:r>
+              <w:rPr>
+                <w:rFonts w:ascii="Times New Roman" w:eastAsia="Times New Roman" w:hAnsi="Times New Roman" w:cs="Times New Roman"/>
+                <w:kern w:val="0"/>
+                <w:sz w:val="24"/>
+                <w:szCs w:val="24"/>
+                <w:lang w:eastAsia="fr-FR"/>
+                <w14:ligatures w14:val="none"/>
+              </w:rPr>
+              <w:t xml:space="preserve"> </w:t>
+            </w:r>
+            <w:proofErr w:type="spellStart"/>
+            <w:r>
+              <w:rPr>
+                <w:rFonts w:ascii="Times New Roman" w:eastAsia="Times New Roman" w:hAnsi="Times New Roman" w:cs="Times New Roman"/>
+                <w:kern w:val="0"/>
+                <w:sz w:val="24"/>
+                <w:szCs w:val="24"/>
+                <w:lang w:eastAsia="fr-FR"/>
+                <w14:ligatures w14:val="none"/>
+              </w:rPr>
+              <w:t>scaling</w:t>
+            </w:r>
+            <w:proofErr w:type="spellEnd"/>
           </w:p>
         </w:tc>
         <w:tc>
@@ -971,8 +5127,45 @@
                 <w:lang w:eastAsia="fr-FR"/>
                 <w14:ligatures w14:val="none"/>
               </w:rPr>
-              <w:t>More maintenance, complex ops</w:t>
-            </w:r>
+              <w:t xml:space="preserve">More maintenance, </w:t>
+            </w:r>
+            <w:proofErr w:type="spellStart"/>
+            <w:r>
+              <w:rPr>
+                <w:rFonts w:ascii="Times New Roman" w:eastAsia="Times New Roman" w:hAnsi="Times New Roman" w:cs="Times New Roman"/>
+                <w:kern w:val="0"/>
+                <w:sz w:val="24"/>
+                <w:szCs w:val="24"/>
+                <w:lang w:eastAsia="fr-FR"/>
+                <w14:ligatures w14:val="none"/>
+              </w:rPr>
+              <w:t>complex</w:t>
+            </w:r>
+            <w:proofErr w:type="spellEnd"/>
+            <w:r>
+              <w:rPr>
+                <w:rFonts w:ascii="Times New Roman" w:eastAsia="Times New Roman" w:hAnsi="Times New Roman" w:cs="Times New Roman"/>
+                <w:kern w:val="0"/>
+                <w:sz w:val="24"/>
+                <w:szCs w:val="24"/>
+                <w:lang w:eastAsia="fr-FR"/>
+                <w14:ligatures w14:val="none"/>
+              </w:rPr>
+              <w:t xml:space="preserve"> </w:t>
+            </w:r>
+            <w:proofErr w:type="spellStart"/>
+            <w:r>
+              <w:rPr>
+                <w:rFonts w:ascii="Times New Roman" w:eastAsia="Times New Roman" w:hAnsi="Times New Roman" w:cs="Times New Roman"/>
+                <w:kern w:val="0"/>
+                <w:sz w:val="24"/>
+                <w:szCs w:val="24"/>
+                <w:lang w:eastAsia="fr-FR"/>
+                <w14:ligatures w14:val="none"/>
+              </w:rPr>
+              <w:t>ops</w:t>
+            </w:r>
+            <w:proofErr w:type="spellEnd"/>
           </w:p>
         </w:tc>
       </w:tr>
